--- a/public/templates/sk-plt kamad-template.docx
+++ b/public/templates/sk-plt kamad-template.docx
@@ -100,7 +100,19 @@
       </w:r>
       <w:r>
         <w:rPr>
-          <w:rFonts w:ascii="Arial Narrow" w:hAnsi="Arial Narrow"/>
+          <w:rFonts w:ascii="Consolas" w:hAnsi="Consolas"/>
+          <w:b/>
+          <w:bCs/>
+          <w:szCs w:val="24"/>
+          <w:lang w:val="pt-BR"/>
+        </w:rPr>
+        <w:t>{NOMOR}</w:t>
+      </w:r>
+      <w:r>
+        <w:rPr>
+          <w:rFonts w:ascii="Consolas" w:hAnsi="Consolas"/>
+          <w:b/>
+          <w:bCs/>
           <w:sz w:val="20"/>
           <w:lang w:val="pt-BR"/>
         </w:rPr>
@@ -108,7 +120,9 @@
       </w:r>
       <w:r>
         <w:rPr>
-          <w:rFonts w:ascii="Arial Narrow" w:hAnsi="Arial Narrow"/>
+          <w:rFonts w:ascii="Consolas" w:hAnsi="Consolas"/>
+          <w:b/>
+          <w:bCs/>
           <w:sz w:val="20"/>
           <w:lang w:val="pt-BR"/>
         </w:rPr>
@@ -116,7 +130,9 @@
       </w:r>
       <w:r>
         <w:rPr>
-          <w:rFonts w:ascii="Arial Narrow" w:hAnsi="Arial Narrow"/>
+          <w:rFonts w:ascii="Consolas" w:hAnsi="Consolas"/>
+          <w:b/>
+          <w:bCs/>
           <w:sz w:val="20"/>
           <w:lang w:val="pt-BR"/>
         </w:rPr>
@@ -124,16 +140,19 @@
       </w:r>
       <w:r>
         <w:rPr>
-          <w:rFonts w:ascii="Arial Narrow" w:hAnsi="Arial Narrow"/>
+          <w:rFonts w:ascii="Consolas" w:hAnsi="Consolas"/>
+          <w:b/>
+          <w:bCs/>
           <w:noProof/>
-          <w:sz w:val="20"/>
           <w:lang w:val="pt-BR"/>
         </w:rPr>
-        <w:t>20/PC.L/A.II/H-34.B/5/2025</w:t>
+        <w:t>/PC.L/A.II/H-34.B/{BULAN}/{TAHUN}</w:t>
       </w:r>
       <w:r>
         <w:rPr>
-          <w:rFonts w:ascii="Arial Narrow" w:hAnsi="Arial Narrow"/>
+          <w:rFonts w:ascii="Consolas" w:hAnsi="Consolas"/>
+          <w:b/>
+          <w:bCs/>
           <w:sz w:val="20"/>
           <w:lang w:val="pt-BR"/>
         </w:rPr>
@@ -287,7 +306,7 @@
       <w:r>
         <w:rPr>
           <w:rFonts w:ascii="Arial Narrow" w:hAnsi="Arial Narrow"/>
-          <w:lang w:val="pt-BR"/>
+          <w:lang w:val="it-IT"/>
         </w:rPr>
         <w:t>P</w:t>
       </w:r>
@@ -301,7 +320,7 @@
       <w:r>
         <w:rPr>
           <w:rFonts w:ascii="Arial Narrow" w:hAnsi="Arial Narrow"/>
-          <w:lang w:val="pt-BR"/>
+          <w:lang w:val="it-IT"/>
         </w:rPr>
         <w:t xml:space="preserve"> Cabang Lembaga Pendidikan Ma’arif Nahdlatul Ulama</w:t>
       </w:r>
@@ -315,7 +334,7 @@
       <w:r>
         <w:rPr>
           <w:rFonts w:ascii="Arial Narrow" w:hAnsi="Arial Narrow"/>
-          <w:lang w:val="pt-BR"/>
+          <w:lang w:val="it-IT"/>
         </w:rPr>
         <w:t xml:space="preserve"> Cilacap setelah:</w:t>
       </w:r>
@@ -1029,6 +1048,28 @@
               <w:rPr>
                 <w:rFonts w:ascii="Arial Narrow" w:hAnsi="Arial Narrow"/>
               </w:rPr>
+              <w:t xml:space="preserve"> Pengurus Cabang Lembaga Pendidikan </w:t>
+            </w:r>
+            <w:proofErr w:type="spellStart"/>
+            <w:proofErr w:type="gramStart"/>
+            <w:r>
+              <w:rPr>
+                <w:rFonts w:ascii="Arial Narrow" w:hAnsi="Arial Narrow"/>
+              </w:rPr>
+              <w:t>Ma’arif</w:t>
+            </w:r>
+            <w:proofErr w:type="spellEnd"/>
+            <w:r>
+              <w:rPr>
+                <w:rFonts w:ascii="Arial Narrow" w:hAnsi="Arial Narrow"/>
+              </w:rPr>
+              <w:t xml:space="preserve">  NU</w:t>
+            </w:r>
+            <w:proofErr w:type="gramEnd"/>
+            <w:r>
+              <w:rPr>
+                <w:rFonts w:ascii="Arial Narrow" w:hAnsi="Arial Narrow"/>
+              </w:rPr>
               <w:t xml:space="preserve"> </w:t>
             </w:r>
             <w:proofErr w:type="spellStart"/>
@@ -1036,42 +1077,6 @@
               <w:rPr>
                 <w:rFonts w:ascii="Arial Narrow" w:hAnsi="Arial Narrow"/>
               </w:rPr>
-              <w:t>Pengurus</w:t>
-            </w:r>
-            <w:proofErr w:type="spellEnd"/>
-            <w:r>
-              <w:rPr>
-                <w:rFonts w:ascii="Arial Narrow" w:hAnsi="Arial Narrow"/>
-              </w:rPr>
-              <w:t xml:space="preserve"> Cabang Lembaga Pendidikan </w:t>
-            </w:r>
-            <w:proofErr w:type="spellStart"/>
-            <w:proofErr w:type="gramStart"/>
-            <w:r>
-              <w:rPr>
-                <w:rFonts w:ascii="Arial Narrow" w:hAnsi="Arial Narrow"/>
-              </w:rPr>
-              <w:t>Ma’arif</w:t>
-            </w:r>
-            <w:proofErr w:type="spellEnd"/>
-            <w:r>
-              <w:rPr>
-                <w:rFonts w:ascii="Arial Narrow" w:hAnsi="Arial Narrow"/>
-              </w:rPr>
-              <w:t xml:space="preserve">  NU</w:t>
-            </w:r>
-            <w:proofErr w:type="gramEnd"/>
-            <w:r>
-              <w:rPr>
-                <w:rFonts w:ascii="Arial Narrow" w:hAnsi="Arial Narrow"/>
-              </w:rPr>
-              <w:t xml:space="preserve"> </w:t>
-            </w:r>
-            <w:proofErr w:type="spellStart"/>
-            <w:r>
-              <w:rPr>
-                <w:rFonts w:ascii="Arial Narrow" w:hAnsi="Arial Narrow"/>
-              </w:rPr>
               <w:t>Kabupaten</w:t>
             </w:r>
             <w:proofErr w:type="spellEnd"/>
@@ -1079,21 +1084,7 @@
               <w:rPr>
                 <w:rFonts w:ascii="Arial Narrow" w:hAnsi="Arial Narrow"/>
               </w:rPr>
-              <w:t xml:space="preserve"> </w:t>
-            </w:r>
-            <w:proofErr w:type="spellStart"/>
-            <w:r>
-              <w:rPr>
-                <w:rFonts w:ascii="Arial Narrow" w:hAnsi="Arial Narrow"/>
-              </w:rPr>
-              <w:t>Cilacap</w:t>
-            </w:r>
-            <w:proofErr w:type="spellEnd"/>
-            <w:r>
-              <w:rPr>
-                <w:rFonts w:ascii="Arial Narrow" w:hAnsi="Arial Narrow"/>
-              </w:rPr>
-              <w:t>.</w:t>
+              <w:t xml:space="preserve"> Cilacap.</w:t>
             </w:r>
           </w:p>
           <w:p>
@@ -1191,21 +1182,7 @@
               <w:rPr>
                 <w:rFonts w:ascii="Arial Narrow" w:hAnsi="Arial Narrow"/>
               </w:rPr>
-              <w:t xml:space="preserve"> Surat Keputusan </w:t>
-            </w:r>
-            <w:proofErr w:type="spellStart"/>
-            <w:r>
-              <w:rPr>
-                <w:rFonts w:ascii="Arial Narrow" w:hAnsi="Arial Narrow"/>
-              </w:rPr>
-              <w:t>Pengurus</w:t>
-            </w:r>
-            <w:proofErr w:type="spellEnd"/>
-            <w:r>
-              <w:rPr>
-                <w:rFonts w:ascii="Arial Narrow" w:hAnsi="Arial Narrow"/>
-              </w:rPr>
-              <w:t xml:space="preserve"> Cabang Lembaga Pendidikan </w:t>
+              <w:t xml:space="preserve"> Surat Keputusan Pengurus Cabang Lembaga Pendidikan </w:t>
             </w:r>
             <w:proofErr w:type="spellStart"/>
             <w:proofErr w:type="gramStart"/>
@@ -1241,21 +1218,7 @@
               <w:rPr>
                 <w:rFonts w:ascii="Arial Narrow" w:hAnsi="Arial Narrow"/>
               </w:rPr>
-              <w:t xml:space="preserve"> </w:t>
-            </w:r>
-            <w:proofErr w:type="spellStart"/>
-            <w:r>
-              <w:rPr>
-                <w:rFonts w:ascii="Arial Narrow" w:hAnsi="Arial Narrow"/>
-              </w:rPr>
-              <w:t>Cilacap</w:t>
-            </w:r>
-            <w:proofErr w:type="spellEnd"/>
-            <w:r>
-              <w:rPr>
-                <w:rFonts w:ascii="Arial Narrow" w:hAnsi="Arial Narrow"/>
-              </w:rPr>
-              <w:t xml:space="preserve"> </w:t>
+              <w:t xml:space="preserve"> Cilacap </w:t>
             </w:r>
           </w:p>
           <w:p>
@@ -1281,38 +1244,8 @@
             <w:r>
               <w:rPr>
                 <w:rFonts w:ascii="Arial Narrow" w:hAnsi="Arial Narrow"/>
-                <w:lang w:val="id-ID"/>
-              </w:rPr>
-              <w:fldChar w:fldCharType="begin"/>
-            </w:r>
-            <w:r>
-              <w:rPr>
-                <w:rFonts w:ascii="Arial Narrow" w:hAnsi="Arial Narrow"/>
-                <w:lang w:val="id-ID"/>
-              </w:rPr>
-              <w:instrText xml:space="preserve"> MERGEFIELD "NOMOR_REKOMENDASI_KEMENAG" </w:instrText>
-            </w:r>
-            <w:r>
-              <w:rPr>
-                <w:rFonts w:ascii="Arial Narrow" w:hAnsi="Arial Narrow"/>
-                <w:lang w:val="id-ID"/>
-              </w:rPr>
-              <w:fldChar w:fldCharType="separate"/>
-            </w:r>
-            <w:r>
-              <w:rPr>
-                <w:rFonts w:ascii="Arial Narrow" w:hAnsi="Arial Narrow"/>
-                <w:noProof/>
-                <w:lang w:val="id-ID"/>
-              </w:rPr>
-              <w:t>26.001/Kk.11.01/2/PP.00.4/05/2025</w:t>
-            </w:r>
-            <w:r>
-              <w:rPr>
-                <w:rFonts w:ascii="Arial Narrow" w:hAnsi="Arial Narrow"/>
-                <w:lang w:val="id-ID"/>
-              </w:rPr>
-              <w:fldChar w:fldCharType="end"/>
+              </w:rPr>
+              <w:t>{NOMOR SURAT REKOMENDASI}</w:t>
             </w:r>
             <w:r>
               <w:rPr>
@@ -1324,38 +1257,8 @@
             <w:r>
               <w:rPr>
                 <w:rFonts w:ascii="Arial Narrow" w:hAnsi="Arial Narrow"/>
-                <w:lang w:val="id-ID"/>
-              </w:rPr>
-              <w:fldChar w:fldCharType="begin"/>
-            </w:r>
-            <w:r>
-              <w:rPr>
-                <w:rFonts w:ascii="Arial Narrow" w:hAnsi="Arial Narrow"/>
-                <w:lang w:val="id-ID"/>
-              </w:rPr>
-              <w:instrText xml:space="preserve"> MERGEFIELD "TANGGAL_REKOMENDASI" </w:instrText>
-            </w:r>
-            <w:r>
-              <w:rPr>
-                <w:rFonts w:ascii="Arial Narrow" w:hAnsi="Arial Narrow"/>
-                <w:lang w:val="id-ID"/>
-              </w:rPr>
-              <w:fldChar w:fldCharType="separate"/>
-            </w:r>
-            <w:r>
-              <w:rPr>
-                <w:rFonts w:ascii="Arial Narrow" w:hAnsi="Arial Narrow"/>
-                <w:noProof/>
-                <w:lang w:val="id-ID"/>
-              </w:rPr>
-              <w:t>26 Mei 2025</w:t>
-            </w:r>
-            <w:r>
-              <w:rPr>
-                <w:rFonts w:ascii="Arial Narrow" w:hAnsi="Arial Narrow"/>
-                <w:lang w:val="id-ID"/>
-              </w:rPr>
-              <w:fldChar w:fldCharType="end"/>
+              </w:rPr>
+              <w:t>{TANGGAL SURAT REKOMENDASI}</w:t>
             </w:r>
             <w:r>
               <w:rPr>
@@ -1985,25 +1888,7 @@
                 <w:color w:val="000000"/>
                 <w:lang w:eastAsia="ko-KR"/>
               </w:rPr>
-              <w:t xml:space="preserve"> </w:t>
-            </w:r>
-            <w:proofErr w:type="spellStart"/>
-            <w:r>
-              <w:rPr>
-                <w:rFonts w:ascii="Arial Narrow" w:hAnsi="Arial Narrow" w:cs="Calibri"/>
-                <w:color w:val="000000"/>
-                <w:lang w:eastAsia="ko-KR"/>
-              </w:rPr>
-              <w:t>Pengurus</w:t>
-            </w:r>
-            <w:proofErr w:type="spellEnd"/>
-            <w:r>
-              <w:rPr>
-                <w:rFonts w:ascii="Arial Narrow" w:hAnsi="Arial Narrow" w:cs="Calibri"/>
-                <w:color w:val="000000"/>
-                <w:lang w:eastAsia="ko-KR"/>
-              </w:rPr>
-              <w:t xml:space="preserve"> Pusat LP </w:t>
+              <w:t xml:space="preserve"> Pengurus Pusat LP </w:t>
             </w:r>
             <w:proofErr w:type="spellStart"/>
             <w:r>
@@ -2158,15 +2043,15 @@
               <w:rPr>
                 <w:rFonts w:ascii="Arial Narrow" w:hAnsi="Arial Narrow" w:cs="Calibri"/>
                 <w:color w:val="000000"/>
-                <w:lang w:eastAsia="ko-KR"/>
-              </w:rPr>
-            </w:pPr>
-            <w:proofErr w:type="spellStart"/>
-            <w:r>
-              <w:rPr>
-                <w:rFonts w:ascii="Arial Narrow" w:hAnsi="Arial Narrow" w:cs="Calibri"/>
-                <w:color w:val="000000"/>
-                <w:lang w:eastAsia="ko-KR"/>
+                <w:lang w:val="es-ES" w:eastAsia="ko-KR"/>
+              </w:rPr>
+            </w:pPr>
+            <w:proofErr w:type="spellStart"/>
+            <w:r>
+              <w:rPr>
+                <w:rFonts w:ascii="Arial Narrow" w:hAnsi="Arial Narrow" w:cs="Calibri"/>
+                <w:color w:val="000000"/>
+                <w:lang w:val="es-ES" w:eastAsia="ko-KR"/>
               </w:rPr>
               <w:t>Peraturan</w:t>
             </w:r>
@@ -2175,7 +2060,7 @@
               <w:rPr>
                 <w:rFonts w:ascii="Arial Narrow" w:hAnsi="Arial Narrow" w:cs="Calibri"/>
                 <w:color w:val="000000"/>
-                <w:lang w:eastAsia="ko-KR"/>
+                <w:lang w:val="es-ES" w:eastAsia="ko-KR"/>
               </w:rPr>
               <w:t xml:space="preserve"> </w:t>
             </w:r>
@@ -2184,7 +2069,7 @@
               <w:rPr>
                 <w:rFonts w:ascii="Arial Narrow" w:hAnsi="Arial Narrow" w:cs="Calibri"/>
                 <w:color w:val="000000"/>
-                <w:lang w:eastAsia="ko-KR"/>
+                <w:lang w:val="es-ES" w:eastAsia="ko-KR"/>
               </w:rPr>
               <w:t>Pengurus</w:t>
             </w:r>
@@ -2193,34 +2078,16 @@
               <w:rPr>
                 <w:rFonts w:ascii="Arial Narrow" w:hAnsi="Arial Narrow" w:cs="Calibri"/>
                 <w:color w:val="000000"/>
-                <w:lang w:eastAsia="ko-KR"/>
-              </w:rPr>
-              <w:t xml:space="preserve"> Wilayah LP </w:t>
-            </w:r>
-            <w:proofErr w:type="spellStart"/>
-            <w:r>
-              <w:rPr>
-                <w:rFonts w:ascii="Arial Narrow" w:hAnsi="Arial Narrow" w:cs="Calibri"/>
-                <w:color w:val="000000"/>
-                <w:lang w:eastAsia="ko-KR"/>
-              </w:rPr>
-              <w:t>Ma’arif</w:t>
-            </w:r>
-            <w:proofErr w:type="spellEnd"/>
-            <w:r>
-              <w:rPr>
-                <w:rFonts w:ascii="Arial Narrow" w:hAnsi="Arial Narrow" w:cs="Calibri"/>
-                <w:color w:val="000000"/>
-                <w:lang w:eastAsia="ko-KR"/>
-              </w:rPr>
-              <w:t xml:space="preserve"> NU </w:t>
-            </w:r>
-            <w:proofErr w:type="spellStart"/>
-            <w:r>
-              <w:rPr>
-                <w:rFonts w:ascii="Arial Narrow" w:hAnsi="Arial Narrow" w:cs="Calibri"/>
-                <w:color w:val="000000"/>
-                <w:lang w:eastAsia="ko-KR"/>
+                <w:lang w:val="es-ES" w:eastAsia="ko-KR"/>
+              </w:rPr>
+              <w:t xml:space="preserve"> Wilayah LP Ma’arif NU </w:t>
+            </w:r>
+            <w:proofErr w:type="spellStart"/>
+            <w:r>
+              <w:rPr>
+                <w:rFonts w:ascii="Arial Narrow" w:hAnsi="Arial Narrow" w:cs="Calibri"/>
+                <w:color w:val="000000"/>
+                <w:lang w:val="es-ES" w:eastAsia="ko-KR"/>
               </w:rPr>
               <w:t>Provinsi</w:t>
             </w:r>
@@ -2229,7 +2096,7 @@
               <w:rPr>
                 <w:rFonts w:ascii="Arial Narrow" w:hAnsi="Arial Narrow" w:cs="Calibri"/>
                 <w:color w:val="000000"/>
-                <w:lang w:eastAsia="ko-KR"/>
+                <w:lang w:val="es-ES" w:eastAsia="ko-KR"/>
               </w:rPr>
               <w:t xml:space="preserve"> Jawa Tengah </w:t>
             </w:r>
@@ -2239,7 +2106,7 @@
               <w:rPr>
                 <w:rFonts w:ascii="Arial Narrow" w:hAnsi="Arial Narrow" w:cs="Calibri"/>
                 <w:color w:val="000000"/>
-                <w:lang w:eastAsia="ko-KR"/>
+                <w:lang w:val="es-ES" w:eastAsia="ko-KR"/>
               </w:rPr>
               <w:t>Nomor</w:t>
             </w:r>
@@ -2248,7 +2115,7 @@
               <w:rPr>
                 <w:rFonts w:ascii="Arial Narrow" w:hAnsi="Arial Narrow" w:cs="Calibri"/>
                 <w:color w:val="000000"/>
-                <w:lang w:eastAsia="ko-KR"/>
+                <w:lang w:val="es-ES" w:eastAsia="ko-KR"/>
               </w:rPr>
               <w:t xml:space="preserve"> :</w:t>
             </w:r>
@@ -2257,7 +2124,7 @@
               <w:rPr>
                 <w:rFonts w:ascii="Arial Narrow" w:hAnsi="Arial Narrow" w:cs="Calibri"/>
                 <w:color w:val="000000"/>
-                <w:lang w:eastAsia="ko-KR"/>
+                <w:lang w:val="es-ES" w:eastAsia="ko-KR"/>
               </w:rPr>
               <w:t xml:space="preserve"> 02/PW.11/LPMNU/PPW/2014 </w:t>
             </w:r>
@@ -2266,7 +2133,7 @@
               <w:rPr>
                 <w:rFonts w:ascii="Arial Narrow" w:hAnsi="Arial Narrow" w:cs="Calibri"/>
                 <w:color w:val="000000"/>
-                <w:lang w:eastAsia="ko-KR"/>
+                <w:lang w:val="es-ES" w:eastAsia="ko-KR"/>
               </w:rPr>
               <w:t>tentang</w:t>
             </w:r>
@@ -2275,7 +2142,7 @@
               <w:rPr>
                 <w:rFonts w:ascii="Arial Narrow" w:hAnsi="Arial Narrow" w:cs="Calibri"/>
                 <w:color w:val="000000"/>
-                <w:lang w:eastAsia="ko-KR"/>
+                <w:lang w:val="es-ES" w:eastAsia="ko-KR"/>
               </w:rPr>
               <w:t xml:space="preserve"> </w:t>
             </w:r>
@@ -2284,7 +2151,7 @@
               <w:rPr>
                 <w:rFonts w:ascii="Arial Narrow" w:hAnsi="Arial Narrow" w:cs="Calibri"/>
                 <w:color w:val="000000"/>
-                <w:lang w:eastAsia="ko-KR"/>
+                <w:lang w:val="es-ES" w:eastAsia="ko-KR"/>
               </w:rPr>
               <w:t>Pengelolaan</w:t>
             </w:r>
@@ -2293,7 +2160,7 @@
               <w:rPr>
                 <w:rFonts w:ascii="Arial Narrow" w:hAnsi="Arial Narrow" w:cs="Calibri"/>
                 <w:color w:val="000000"/>
-                <w:lang w:eastAsia="ko-KR"/>
+                <w:lang w:val="es-ES" w:eastAsia="ko-KR"/>
               </w:rPr>
               <w:t xml:space="preserve"> </w:t>
             </w:r>
@@ -2302,7 +2169,7 @@
               <w:rPr>
                 <w:rFonts w:ascii="Arial Narrow" w:hAnsi="Arial Narrow" w:cs="Calibri"/>
                 <w:color w:val="000000"/>
-                <w:lang w:eastAsia="ko-KR"/>
+                <w:lang w:val="es-ES" w:eastAsia="ko-KR"/>
               </w:rPr>
               <w:t>Satuan</w:t>
             </w:r>
@@ -2311,27 +2178,27 @@
               <w:rPr>
                 <w:rFonts w:ascii="Arial Narrow" w:hAnsi="Arial Narrow" w:cs="Calibri"/>
                 <w:color w:val="000000"/>
-                <w:lang w:eastAsia="ko-KR"/>
-              </w:rPr>
-              <w:t xml:space="preserve"> Pendidikan </w:t>
-            </w:r>
-            <w:proofErr w:type="spellStart"/>
-            <w:r>
-              <w:rPr>
-                <w:rFonts w:ascii="Arial Narrow" w:hAnsi="Arial Narrow" w:cs="Calibri"/>
-                <w:color w:val="000000"/>
-                <w:lang w:eastAsia="ko-KR"/>
-              </w:rPr>
-              <w:t>Ma’arif</w:t>
-            </w:r>
-            <w:proofErr w:type="spellEnd"/>
-            <w:r>
-              <w:rPr>
-                <w:rFonts w:ascii="Arial Narrow" w:hAnsi="Arial Narrow" w:cs="Calibri"/>
-                <w:color w:val="000000"/>
-                <w:lang w:eastAsia="ko-KR"/>
-              </w:rPr>
-              <w:t xml:space="preserve"> NU.</w:t>
+                <w:lang w:val="es-ES" w:eastAsia="ko-KR"/>
+              </w:rPr>
+              <w:t xml:space="preserve"> </w:t>
+            </w:r>
+            <w:proofErr w:type="spellStart"/>
+            <w:r>
+              <w:rPr>
+                <w:rFonts w:ascii="Arial Narrow" w:hAnsi="Arial Narrow" w:cs="Calibri"/>
+                <w:color w:val="000000"/>
+                <w:lang w:val="es-ES" w:eastAsia="ko-KR"/>
+              </w:rPr>
+              <w:t>Pendidikan</w:t>
+            </w:r>
+            <w:proofErr w:type="spellEnd"/>
+            <w:r>
+              <w:rPr>
+                <w:rFonts w:ascii="Arial Narrow" w:hAnsi="Arial Narrow" w:cs="Calibri"/>
+                <w:color w:val="000000"/>
+                <w:lang w:val="es-ES" w:eastAsia="ko-KR"/>
+              </w:rPr>
+              <w:t xml:space="preserve"> Ma’arif NU.</w:t>
             </w:r>
           </w:p>
         </w:tc>
@@ -2390,7 +2257,7 @@
                 <w:color w:val="000000"/>
                 <w:lang w:eastAsia="ko-KR"/>
               </w:rPr>
-              <w:t xml:space="preserve">Hasil </w:t>
+              <w:t xml:space="preserve">Hasil Konferensi Cabang PCNU Cilacap </w:t>
             </w:r>
             <w:proofErr w:type="spellStart"/>
             <w:r>
@@ -2399,7 +2266,7 @@
                 <w:color w:val="000000"/>
                 <w:lang w:eastAsia="ko-KR"/>
               </w:rPr>
-              <w:t>Konferensi</w:t>
+              <w:t>tanggal</w:t>
             </w:r>
             <w:proofErr w:type="spellEnd"/>
             <w:r>
@@ -2408,43 +2275,39 @@
                 <w:color w:val="000000"/>
                 <w:lang w:eastAsia="ko-KR"/>
               </w:rPr>
-              <w:t xml:space="preserve"> Cabang PCNU </w:t>
-            </w:r>
-            <w:proofErr w:type="spellStart"/>
+              <w:t xml:space="preserve"> 2</w:t>
+            </w:r>
             <w:r>
               <w:rPr>
                 <w:rFonts w:ascii="Arial Narrow" w:hAnsi="Arial Narrow" w:cs="Calibri"/>
                 <w:color w:val="000000"/>
                 <w:lang w:eastAsia="ko-KR"/>
               </w:rPr>
-              <w:t>Cilacap</w:t>
-            </w:r>
-            <w:proofErr w:type="spellEnd"/>
+              <w:t>0</w:t>
+            </w:r>
             <w:r>
               <w:rPr>
                 <w:rFonts w:ascii="Arial Narrow" w:hAnsi="Arial Narrow" w:cs="Calibri"/>
                 <w:color w:val="000000"/>
                 <w:lang w:eastAsia="ko-KR"/>
               </w:rPr>
-              <w:t xml:space="preserve"> </w:t>
-            </w:r>
-            <w:proofErr w:type="spellStart"/>
+              <w:t>-2</w:t>
+            </w:r>
             <w:r>
               <w:rPr>
                 <w:rFonts w:ascii="Arial Narrow" w:hAnsi="Arial Narrow" w:cs="Calibri"/>
                 <w:color w:val="000000"/>
                 <w:lang w:eastAsia="ko-KR"/>
               </w:rPr>
-              <w:t>tanggal</w:t>
-            </w:r>
-            <w:proofErr w:type="spellEnd"/>
+              <w:t>1</w:t>
+            </w:r>
             <w:r>
               <w:rPr>
                 <w:rFonts w:ascii="Arial Narrow" w:hAnsi="Arial Narrow" w:cs="Calibri"/>
                 <w:color w:val="000000"/>
                 <w:lang w:eastAsia="ko-KR"/>
               </w:rPr>
-              <w:t xml:space="preserve"> 2</w:t>
+              <w:t xml:space="preserve"> April 20</w:t>
             </w:r>
             <w:r>
               <w:rPr>
@@ -2452,7 +2315,7 @@
                 <w:color w:val="000000"/>
                 <w:lang w:eastAsia="ko-KR"/>
               </w:rPr>
-              <w:t>0</w:t>
+              <w:t>24</w:t>
             </w:r>
             <w:r>
               <w:rPr>
@@ -2460,7 +2323,7 @@
                 <w:color w:val="000000"/>
                 <w:lang w:eastAsia="ko-KR"/>
               </w:rPr>
-              <w:t>-2</w:t>
+              <w:t xml:space="preserve"> di </w:t>
             </w:r>
             <w:r>
               <w:rPr>
@@ -2468,68 +2331,26 @@
                 <w:color w:val="000000"/>
                 <w:lang w:eastAsia="ko-KR"/>
               </w:rPr>
-              <w:t>1</w:t>
-            </w:r>
+              <w:t xml:space="preserve">Gedung </w:t>
+            </w:r>
+            <w:proofErr w:type="spellStart"/>
             <w:r>
               <w:rPr>
                 <w:rFonts w:ascii="Arial Narrow" w:hAnsi="Arial Narrow" w:cs="Calibri"/>
                 <w:color w:val="000000"/>
                 <w:lang w:eastAsia="ko-KR"/>
               </w:rPr>
-              <w:t xml:space="preserve"> April 20</w:t>
-            </w:r>
+              <w:t>Pusdiklat</w:t>
+            </w:r>
+            <w:proofErr w:type="spellEnd"/>
             <w:r>
               <w:rPr>
                 <w:rFonts w:ascii="Arial Narrow" w:hAnsi="Arial Narrow" w:cs="Calibri"/>
                 <w:color w:val="000000"/>
                 <w:lang w:eastAsia="ko-KR"/>
               </w:rPr>
-              <w:t>24</w:t>
-            </w:r>
-            <w:r>
-              <w:rPr>
-                <w:rFonts w:ascii="Arial Narrow" w:hAnsi="Arial Narrow" w:cs="Calibri"/>
-                <w:color w:val="000000"/>
-                <w:lang w:eastAsia="ko-KR"/>
-              </w:rPr>
-              <w:t xml:space="preserve"> di </w:t>
-            </w:r>
-            <w:r>
-              <w:rPr>
-                <w:rFonts w:ascii="Arial Narrow" w:hAnsi="Arial Narrow" w:cs="Calibri"/>
-                <w:color w:val="000000"/>
-                <w:lang w:eastAsia="ko-KR"/>
-              </w:rPr>
-              <w:t xml:space="preserve">Gedung </w:t>
-            </w:r>
-            <w:proofErr w:type="spellStart"/>
-            <w:r>
-              <w:rPr>
-                <w:rFonts w:ascii="Arial Narrow" w:hAnsi="Arial Narrow" w:cs="Calibri"/>
-                <w:color w:val="000000"/>
-                <w:lang w:eastAsia="ko-KR"/>
-              </w:rPr>
-              <w:t>Pusdiklat</w:t>
-            </w:r>
-            <w:proofErr w:type="spellEnd"/>
-            <w:r>
-              <w:rPr>
-                <w:rFonts w:ascii="Arial Narrow" w:hAnsi="Arial Narrow" w:cs="Calibri"/>
-                <w:color w:val="000000"/>
-                <w:lang w:eastAsia="ko-KR"/>
-              </w:rPr>
-              <w:t xml:space="preserve"> PCNU </w:t>
-            </w:r>
-            <w:proofErr w:type="spellStart"/>
-            <w:r>
-              <w:rPr>
-                <w:rFonts w:ascii="Arial Narrow" w:hAnsi="Arial Narrow" w:cs="Calibri"/>
-                <w:color w:val="000000"/>
-                <w:lang w:eastAsia="ko-KR"/>
-              </w:rPr>
-              <w:t>Cilacap</w:t>
-            </w:r>
-            <w:proofErr w:type="spellEnd"/>
+              <w:t xml:space="preserve"> PCNU Cilacap</w:t>
+            </w:r>
             <w:r>
               <w:rPr>
                 <w:rFonts w:ascii="Arial Narrow" w:hAnsi="Arial Narrow" w:cs="Calibri"/>
@@ -2587,23 +2408,41 @@
               <w:rPr>
                 <w:rFonts w:ascii="Arial Narrow" w:hAnsi="Arial Narrow" w:cs="Calibri"/>
                 <w:color w:val="000000"/>
-                <w:lang w:eastAsia="ko-KR"/>
-              </w:rPr>
-            </w:pPr>
-            <w:r>
-              <w:rPr>
-                <w:rFonts w:ascii="Arial Narrow" w:hAnsi="Arial Narrow" w:cs="Calibri"/>
-                <w:color w:val="000000"/>
-                <w:lang w:eastAsia="ko-KR"/>
-              </w:rPr>
-              <w:t xml:space="preserve">Surat Keputusan PCNU </w:t>
-            </w:r>
-            <w:proofErr w:type="spellStart"/>
-            <w:r>
-              <w:rPr>
-                <w:rFonts w:ascii="Arial Narrow" w:hAnsi="Arial Narrow" w:cs="Calibri"/>
-                <w:color w:val="000000"/>
-                <w:lang w:eastAsia="ko-KR"/>
+                <w:lang w:val="es-ES" w:eastAsia="ko-KR"/>
+              </w:rPr>
+            </w:pPr>
+            <w:r>
+              <w:rPr>
+                <w:rFonts w:ascii="Arial Narrow" w:hAnsi="Arial Narrow" w:cs="Calibri"/>
+                <w:color w:val="000000"/>
+                <w:lang w:val="es-ES" w:eastAsia="ko-KR"/>
+              </w:rPr>
+              <w:t xml:space="preserve">Surat </w:t>
+            </w:r>
+            <w:proofErr w:type="spellStart"/>
+            <w:r>
+              <w:rPr>
+                <w:rFonts w:ascii="Arial Narrow" w:hAnsi="Arial Narrow" w:cs="Calibri"/>
+                <w:color w:val="000000"/>
+                <w:lang w:val="es-ES" w:eastAsia="ko-KR"/>
+              </w:rPr>
+              <w:t>Keputusan</w:t>
+            </w:r>
+            <w:proofErr w:type="spellEnd"/>
+            <w:r>
+              <w:rPr>
+                <w:rFonts w:ascii="Arial Narrow" w:hAnsi="Arial Narrow" w:cs="Calibri"/>
+                <w:color w:val="000000"/>
+                <w:lang w:val="es-ES" w:eastAsia="ko-KR"/>
+              </w:rPr>
+              <w:t xml:space="preserve"> PCNU </w:t>
+            </w:r>
+            <w:proofErr w:type="spellStart"/>
+            <w:r>
+              <w:rPr>
+                <w:rFonts w:ascii="Arial Narrow" w:hAnsi="Arial Narrow" w:cs="Calibri"/>
+                <w:color w:val="000000"/>
+                <w:lang w:val="es-ES" w:eastAsia="ko-KR"/>
               </w:rPr>
               <w:t>Cilacap</w:t>
             </w:r>
@@ -2612,7 +2451,7 @@
               <w:rPr>
                 <w:rFonts w:ascii="Arial Narrow" w:hAnsi="Arial Narrow" w:cs="Calibri"/>
                 <w:color w:val="000000"/>
-                <w:lang w:eastAsia="ko-KR"/>
+                <w:lang w:val="es-ES" w:eastAsia="ko-KR"/>
               </w:rPr>
               <w:t xml:space="preserve"> </w:t>
             </w:r>
@@ -2621,7 +2460,7 @@
               <w:rPr>
                 <w:rFonts w:ascii="Arial Narrow" w:hAnsi="Arial Narrow" w:cs="Calibri"/>
                 <w:color w:val="000000"/>
-                <w:lang w:eastAsia="ko-KR"/>
+                <w:lang w:val="es-ES" w:eastAsia="ko-KR"/>
               </w:rPr>
               <w:t>Nomor</w:t>
             </w:r>
@@ -2630,7 +2469,7 @@
               <w:rPr>
                 <w:rFonts w:ascii="Arial Narrow" w:hAnsi="Arial Narrow" w:cs="Calibri"/>
                 <w:color w:val="000000"/>
-                <w:lang w:eastAsia="ko-KR"/>
+                <w:lang w:val="es-ES" w:eastAsia="ko-KR"/>
               </w:rPr>
               <w:t xml:space="preserve"> 0046/PC/</w:t>
             </w:r>
@@ -2639,7 +2478,7 @@
               <w:rPr>
                 <w:rFonts w:ascii="Arial Narrow" w:hAnsi="Arial Narrow" w:cs="Calibri"/>
                 <w:color w:val="000000"/>
-                <w:lang w:eastAsia="ko-KR"/>
+                <w:lang w:val="es-ES" w:eastAsia="ko-KR"/>
               </w:rPr>
               <w:t>A.II</w:t>
             </w:r>
@@ -2648,7 +2487,7 @@
               <w:rPr>
                 <w:rFonts w:ascii="Arial Narrow" w:hAnsi="Arial Narrow" w:cs="Calibri"/>
                 <w:color w:val="000000"/>
-                <w:lang w:eastAsia="ko-KR"/>
+                <w:lang w:val="es-ES" w:eastAsia="ko-KR"/>
               </w:rPr>
               <w:t xml:space="preserve">/H-34/07/2024 </w:t>
             </w:r>
@@ -2657,7 +2496,7 @@
               <w:rPr>
                 <w:rFonts w:ascii="Arial Narrow" w:hAnsi="Arial Narrow" w:cs="Calibri"/>
                 <w:color w:val="000000"/>
-                <w:lang w:eastAsia="ko-KR"/>
+                <w:lang w:val="es-ES" w:eastAsia="ko-KR"/>
               </w:rPr>
               <w:t>tentang</w:t>
             </w:r>
@@ -2666,7 +2505,7 @@
               <w:rPr>
                 <w:rFonts w:ascii="Arial Narrow" w:hAnsi="Arial Narrow" w:cs="Calibri"/>
                 <w:color w:val="000000"/>
-                <w:lang w:eastAsia="ko-KR"/>
+                <w:lang w:val="es-ES" w:eastAsia="ko-KR"/>
               </w:rPr>
               <w:t xml:space="preserve"> </w:t>
             </w:r>
@@ -2675,7 +2514,7 @@
               <w:rPr>
                 <w:rFonts w:ascii="Arial Narrow" w:hAnsi="Arial Narrow" w:cs="Calibri"/>
                 <w:color w:val="000000"/>
-                <w:lang w:eastAsia="ko-KR"/>
+                <w:lang w:val="es-ES" w:eastAsia="ko-KR"/>
               </w:rPr>
               <w:t>Pengesahan</w:t>
             </w:r>
@@ -2684,7 +2523,7 @@
               <w:rPr>
                 <w:rFonts w:ascii="Arial Narrow" w:hAnsi="Arial Narrow" w:cs="Calibri"/>
                 <w:color w:val="000000"/>
-                <w:lang w:eastAsia="ko-KR"/>
+                <w:lang w:val="es-ES" w:eastAsia="ko-KR"/>
               </w:rPr>
               <w:t xml:space="preserve"> </w:t>
             </w:r>
@@ -2693,7 +2532,7 @@
               <w:rPr>
                 <w:rFonts w:ascii="Arial Narrow" w:hAnsi="Arial Narrow" w:cs="Calibri"/>
                 <w:color w:val="000000"/>
-                <w:lang w:eastAsia="ko-KR"/>
+                <w:lang w:val="es-ES" w:eastAsia="ko-KR"/>
               </w:rPr>
               <w:t>Pengurus</w:t>
             </w:r>
@@ -2702,34 +2541,52 @@
               <w:rPr>
                 <w:rFonts w:ascii="Arial Narrow" w:hAnsi="Arial Narrow" w:cs="Calibri"/>
                 <w:color w:val="000000"/>
-                <w:lang w:eastAsia="ko-KR"/>
-              </w:rPr>
-              <w:t xml:space="preserve"> Cabang Lembaga Pendidikan </w:t>
-            </w:r>
-            <w:proofErr w:type="spellStart"/>
-            <w:r>
-              <w:rPr>
-                <w:rFonts w:ascii="Arial Narrow" w:hAnsi="Arial Narrow" w:cs="Calibri"/>
-                <w:color w:val="000000"/>
-                <w:lang w:eastAsia="ko-KR"/>
-              </w:rPr>
-              <w:t>Ma’arif</w:t>
-            </w:r>
-            <w:proofErr w:type="spellEnd"/>
-            <w:r>
-              <w:rPr>
-                <w:rFonts w:ascii="Arial Narrow" w:hAnsi="Arial Narrow" w:cs="Calibri"/>
-                <w:color w:val="000000"/>
-                <w:lang w:eastAsia="ko-KR"/>
-              </w:rPr>
-              <w:t xml:space="preserve"> NU </w:t>
-            </w:r>
-            <w:proofErr w:type="spellStart"/>
-            <w:r>
-              <w:rPr>
-                <w:rFonts w:ascii="Arial Narrow" w:hAnsi="Arial Narrow" w:cs="Calibri"/>
-                <w:color w:val="000000"/>
-                <w:lang w:eastAsia="ko-KR"/>
+                <w:lang w:val="es-ES" w:eastAsia="ko-KR"/>
+              </w:rPr>
+              <w:t xml:space="preserve"> </w:t>
+            </w:r>
+            <w:proofErr w:type="spellStart"/>
+            <w:r>
+              <w:rPr>
+                <w:rFonts w:ascii="Arial Narrow" w:hAnsi="Arial Narrow" w:cs="Calibri"/>
+                <w:color w:val="000000"/>
+                <w:lang w:val="es-ES" w:eastAsia="ko-KR"/>
+              </w:rPr>
+              <w:t>Cabang</w:t>
+            </w:r>
+            <w:proofErr w:type="spellEnd"/>
+            <w:r>
+              <w:rPr>
+                <w:rFonts w:ascii="Arial Narrow" w:hAnsi="Arial Narrow" w:cs="Calibri"/>
+                <w:color w:val="000000"/>
+                <w:lang w:val="es-ES" w:eastAsia="ko-KR"/>
+              </w:rPr>
+              <w:t xml:space="preserve"> Lembaga </w:t>
+            </w:r>
+            <w:proofErr w:type="spellStart"/>
+            <w:r>
+              <w:rPr>
+                <w:rFonts w:ascii="Arial Narrow" w:hAnsi="Arial Narrow" w:cs="Calibri"/>
+                <w:color w:val="000000"/>
+                <w:lang w:val="es-ES" w:eastAsia="ko-KR"/>
+              </w:rPr>
+              <w:t>Pendidikan</w:t>
+            </w:r>
+            <w:proofErr w:type="spellEnd"/>
+            <w:r>
+              <w:rPr>
+                <w:rFonts w:ascii="Arial Narrow" w:hAnsi="Arial Narrow" w:cs="Calibri"/>
+                <w:color w:val="000000"/>
+                <w:lang w:val="es-ES" w:eastAsia="ko-KR"/>
+              </w:rPr>
+              <w:t xml:space="preserve"> Ma’arif NU </w:t>
+            </w:r>
+            <w:proofErr w:type="spellStart"/>
+            <w:r>
+              <w:rPr>
+                <w:rFonts w:ascii="Arial Narrow" w:hAnsi="Arial Narrow" w:cs="Calibri"/>
+                <w:color w:val="000000"/>
+                <w:lang w:val="es-ES" w:eastAsia="ko-KR"/>
               </w:rPr>
               <w:t>Cilacap</w:t>
             </w:r>
@@ -2738,34 +2595,16 @@
               <w:rPr>
                 <w:rFonts w:ascii="Arial Narrow" w:hAnsi="Arial Narrow" w:cs="Calibri"/>
                 <w:color w:val="000000"/>
-                <w:lang w:eastAsia="ko-KR"/>
-              </w:rPr>
-              <w:t xml:space="preserve"> Masa </w:t>
-            </w:r>
-            <w:proofErr w:type="spellStart"/>
-            <w:r>
-              <w:rPr>
-                <w:rFonts w:ascii="Arial Narrow" w:hAnsi="Arial Narrow" w:cs="Calibri"/>
-                <w:color w:val="000000"/>
-                <w:lang w:eastAsia="ko-KR"/>
-              </w:rPr>
-              <w:t>Hidmah</w:t>
-            </w:r>
-            <w:proofErr w:type="spellEnd"/>
-            <w:r>
-              <w:rPr>
-                <w:rFonts w:ascii="Arial Narrow" w:hAnsi="Arial Narrow" w:cs="Calibri"/>
-                <w:color w:val="000000"/>
-                <w:lang w:eastAsia="ko-KR"/>
-              </w:rPr>
-              <w:t xml:space="preserve"> 2024 – 2029 </w:t>
-            </w:r>
-            <w:proofErr w:type="spellStart"/>
-            <w:r>
-              <w:rPr>
-                <w:rFonts w:ascii="Arial Narrow" w:hAnsi="Arial Narrow" w:cs="Calibri"/>
-                <w:color w:val="000000"/>
-                <w:lang w:eastAsia="ko-KR"/>
+                <w:lang w:val="es-ES" w:eastAsia="ko-KR"/>
+              </w:rPr>
+              <w:t xml:space="preserve"> Masa Hidmah 2024 – 2029 </w:t>
+            </w:r>
+            <w:proofErr w:type="spellStart"/>
+            <w:r>
+              <w:rPr>
+                <w:rFonts w:ascii="Arial Narrow" w:hAnsi="Arial Narrow" w:cs="Calibri"/>
+                <w:color w:val="000000"/>
+                <w:lang w:val="es-ES" w:eastAsia="ko-KR"/>
               </w:rPr>
               <w:t>Tanggal</w:t>
             </w:r>
@@ -2774,7 +2613,7 @@
               <w:rPr>
                 <w:rFonts w:ascii="Arial Narrow" w:hAnsi="Arial Narrow" w:cs="Calibri"/>
                 <w:color w:val="000000"/>
-                <w:lang w:eastAsia="ko-KR"/>
+                <w:lang w:val="es-ES" w:eastAsia="ko-KR"/>
               </w:rPr>
               <w:t xml:space="preserve"> 30 Juni 2024</w:t>
             </w:r>
@@ -2782,7 +2621,7 @@
               <w:rPr>
                 <w:rFonts w:ascii="Arial Narrow" w:hAnsi="Arial Narrow" w:cs="Calibri"/>
                 <w:color w:val="000000"/>
-                <w:lang w:eastAsia="ko-KR"/>
+                <w:lang w:val="es-ES" w:eastAsia="ko-KR"/>
               </w:rPr>
               <w:t>.</w:t>
             </w:r>
@@ -2872,7 +2711,7 @@
                 <w:color w:val="000000"/>
                 <w:lang w:eastAsia="ko-KR"/>
               </w:rPr>
-              <w:t xml:space="preserve"> </w:t>
+              <w:t xml:space="preserve"> Pengurus Cabang Lembaga Pendidikan </w:t>
             </w:r>
             <w:proofErr w:type="spellStart"/>
             <w:r>
@@ -2881,7 +2720,7 @@
                 <w:color w:val="000000"/>
                 <w:lang w:eastAsia="ko-KR"/>
               </w:rPr>
-              <w:t>Pengurus</w:t>
+              <w:t>Ma’arif</w:t>
             </w:r>
             <w:proofErr w:type="spellEnd"/>
             <w:r>
@@ -2890,7 +2729,7 @@
                 <w:color w:val="000000"/>
                 <w:lang w:eastAsia="ko-KR"/>
               </w:rPr>
-              <w:t xml:space="preserve"> Cabang Lembaga Pendidikan </w:t>
+              <w:t xml:space="preserve"> NU </w:t>
             </w:r>
             <w:proofErr w:type="spellStart"/>
             <w:r>
@@ -2899,7 +2738,7 @@
                 <w:color w:val="000000"/>
                 <w:lang w:eastAsia="ko-KR"/>
               </w:rPr>
-              <w:t>Ma’arif</w:t>
+              <w:t>Kabupaten</w:t>
             </w:r>
             <w:proofErr w:type="spellEnd"/>
             <w:r>
@@ -2908,43 +2747,7 @@
                 <w:color w:val="000000"/>
                 <w:lang w:eastAsia="ko-KR"/>
               </w:rPr>
-              <w:t xml:space="preserve"> NU </w:t>
-            </w:r>
-            <w:proofErr w:type="spellStart"/>
-            <w:r>
-              <w:rPr>
-                <w:rFonts w:ascii="Arial Narrow" w:hAnsi="Arial Narrow" w:cs="Calibri"/>
-                <w:color w:val="000000"/>
-                <w:lang w:eastAsia="ko-KR"/>
-              </w:rPr>
-              <w:t>Kabupaten</w:t>
-            </w:r>
-            <w:proofErr w:type="spellEnd"/>
-            <w:r>
-              <w:rPr>
-                <w:rFonts w:ascii="Arial Narrow" w:hAnsi="Arial Narrow" w:cs="Calibri"/>
-                <w:color w:val="000000"/>
-                <w:lang w:eastAsia="ko-KR"/>
-              </w:rPr>
-              <w:t xml:space="preserve"> </w:t>
-            </w:r>
-            <w:proofErr w:type="spellStart"/>
-            <w:r>
-              <w:rPr>
-                <w:rFonts w:ascii="Arial Narrow" w:hAnsi="Arial Narrow" w:cs="Calibri"/>
-                <w:color w:val="000000"/>
-                <w:lang w:eastAsia="ko-KR"/>
-              </w:rPr>
-              <w:t>Cilacap</w:t>
-            </w:r>
-            <w:proofErr w:type="spellEnd"/>
-            <w:r>
-              <w:rPr>
-                <w:rFonts w:ascii="Arial Narrow" w:hAnsi="Arial Narrow" w:cs="Calibri"/>
-                <w:color w:val="000000"/>
-                <w:lang w:eastAsia="ko-KR"/>
-              </w:rPr>
-              <w:t xml:space="preserve">   20</w:t>
+              <w:t xml:space="preserve"> Cilacap   20</w:t>
             </w:r>
             <w:r>
               <w:rPr>
@@ -3026,136 +2829,22 @@
               <w:rPr>
                 <w:rFonts w:ascii="Arial Narrow" w:hAnsi="Arial Narrow" w:cs="Calibri"/>
                 <w:color w:val="000000"/>
-                <w:lang w:eastAsia="ko-KR"/>
-              </w:rPr>
-            </w:pPr>
-            <w:r>
-              <w:rPr>
-                <w:rFonts w:ascii="Arial Narrow" w:hAnsi="Arial Narrow" w:cs="Calibri"/>
-                <w:color w:val="000000"/>
-                <w:lang w:eastAsia="ko-KR"/>
-              </w:rPr>
-              <w:t xml:space="preserve">Program </w:t>
-            </w:r>
-            <w:proofErr w:type="spellStart"/>
-            <w:r>
-              <w:rPr>
-                <w:rFonts w:ascii="Arial Narrow" w:hAnsi="Arial Narrow" w:cs="Calibri"/>
-                <w:color w:val="000000"/>
-                <w:lang w:eastAsia="ko-KR"/>
-              </w:rPr>
-              <w:t>Kerja</w:t>
-            </w:r>
-            <w:proofErr w:type="spellEnd"/>
-            <w:r>
-              <w:rPr>
-                <w:rFonts w:ascii="Arial Narrow" w:hAnsi="Arial Narrow" w:cs="Calibri"/>
-                <w:color w:val="000000"/>
-                <w:lang w:eastAsia="ko-KR"/>
-              </w:rPr>
-              <w:t xml:space="preserve"> </w:t>
-            </w:r>
-            <w:proofErr w:type="spellStart"/>
-            <w:r>
-              <w:rPr>
-                <w:rFonts w:ascii="Arial Narrow" w:hAnsi="Arial Narrow" w:cs="Calibri"/>
-                <w:color w:val="000000"/>
-                <w:lang w:eastAsia="ko-KR"/>
-              </w:rPr>
-              <w:t>Pengurus</w:t>
-            </w:r>
-            <w:proofErr w:type="spellEnd"/>
-            <w:r>
-              <w:rPr>
-                <w:rFonts w:ascii="Arial Narrow" w:hAnsi="Arial Narrow" w:cs="Calibri"/>
-                <w:color w:val="000000"/>
-                <w:lang w:eastAsia="ko-KR"/>
-              </w:rPr>
-              <w:t xml:space="preserve"> Cabang Lembaga Pendidikan </w:t>
-            </w:r>
-            <w:proofErr w:type="spellStart"/>
-            <w:r>
-              <w:rPr>
-                <w:rFonts w:ascii="Arial Narrow" w:hAnsi="Arial Narrow" w:cs="Calibri"/>
-                <w:color w:val="000000"/>
-                <w:lang w:eastAsia="ko-KR"/>
-              </w:rPr>
-              <w:t>Ma’arif</w:t>
-            </w:r>
-            <w:proofErr w:type="spellEnd"/>
-            <w:r>
-              <w:rPr>
-                <w:rFonts w:ascii="Arial Narrow" w:hAnsi="Arial Narrow" w:cs="Calibri"/>
-                <w:color w:val="000000"/>
-                <w:lang w:eastAsia="ko-KR"/>
-              </w:rPr>
-              <w:t xml:space="preserve"> NU </w:t>
-            </w:r>
-            <w:proofErr w:type="spellStart"/>
-            <w:r>
-              <w:rPr>
-                <w:rFonts w:ascii="Arial Narrow" w:hAnsi="Arial Narrow" w:cs="Calibri"/>
-                <w:color w:val="000000"/>
-                <w:lang w:eastAsia="ko-KR"/>
-              </w:rPr>
-              <w:t>Cilacap</w:t>
-            </w:r>
-            <w:proofErr w:type="spellEnd"/>
-            <w:r>
-              <w:rPr>
-                <w:rFonts w:ascii="Arial Narrow" w:hAnsi="Arial Narrow" w:cs="Calibri"/>
-                <w:color w:val="000000"/>
-                <w:lang w:eastAsia="ko-KR"/>
-              </w:rPr>
-              <w:t xml:space="preserve"> Masa </w:t>
-            </w:r>
-            <w:proofErr w:type="spellStart"/>
-            <w:r>
-              <w:rPr>
-                <w:rFonts w:ascii="Arial Narrow" w:hAnsi="Arial Narrow" w:cs="Calibri"/>
-                <w:color w:val="000000"/>
-                <w:lang w:eastAsia="ko-KR"/>
-              </w:rPr>
-              <w:t>Khidmat</w:t>
-            </w:r>
-            <w:proofErr w:type="spellEnd"/>
-            <w:r>
-              <w:rPr>
-                <w:rFonts w:ascii="Arial Narrow" w:hAnsi="Arial Narrow" w:cs="Calibri"/>
-                <w:color w:val="000000"/>
-                <w:lang w:eastAsia="ko-KR"/>
-              </w:rPr>
-              <w:t xml:space="preserve"> 20</w:t>
-            </w:r>
-            <w:r>
-              <w:rPr>
-                <w:rFonts w:ascii="Arial Narrow" w:hAnsi="Arial Narrow" w:cs="Calibri"/>
-                <w:color w:val="000000"/>
-                <w:lang w:eastAsia="ko-KR"/>
-              </w:rPr>
-              <w:t>24</w:t>
-            </w:r>
-            <w:r>
-              <w:rPr>
-                <w:rFonts w:ascii="Arial Narrow" w:hAnsi="Arial Narrow" w:cs="Calibri"/>
-                <w:color w:val="000000"/>
-                <w:lang w:eastAsia="ko-KR"/>
-              </w:rPr>
-              <w:t>-202</w:t>
-            </w:r>
-            <w:r>
-              <w:rPr>
-                <w:rFonts w:ascii="Arial Narrow" w:hAnsi="Arial Narrow" w:cs="Calibri"/>
-                <w:color w:val="000000"/>
-                <w:lang w:eastAsia="ko-KR"/>
-              </w:rPr>
-              <w:t>9</w:t>
-            </w:r>
-            <w:r>
-              <w:rPr>
-                <w:rFonts w:ascii="Arial Narrow" w:hAnsi="Arial Narrow" w:cs="Calibri"/>
-                <w:color w:val="000000"/>
-                <w:lang w:eastAsia="ko-KR"/>
+                <w:lang w:val="pt-BR" w:eastAsia="ko-KR"/>
+              </w:rPr>
+            </w:pPr>
+            <w:r>
+              <w:rPr>
+                <w:rFonts w:ascii="Arial Narrow" w:hAnsi="Arial Narrow" w:cs="Calibri"/>
+                <w:color w:val="000000"/>
+                <w:lang w:val="pt-BR" w:eastAsia="ko-KR"/>
+              </w:rPr>
+              <w:t>Program Kerja Pengurus Cabang Lembaga Pendidikan Ma’arif NU Cilacap Masa Khidmat 2024-2029</w:t>
+            </w:r>
+            <w:r>
+              <w:rPr>
+                <w:rFonts w:ascii="Arial Narrow" w:hAnsi="Arial Narrow" w:cs="Calibri"/>
+                <w:color w:val="000000"/>
+                <w:lang w:val="pt-BR" w:eastAsia="ko-KR"/>
               </w:rPr>
               <w:t>.</w:t>
             </w:r>
@@ -3208,25 +2897,7 @@
                 <w:color w:val="000000"/>
                 <w:lang w:eastAsia="ko-KR"/>
               </w:rPr>
-              <w:t xml:space="preserve"> NU PCNU </w:t>
-            </w:r>
-            <w:proofErr w:type="spellStart"/>
-            <w:r>
-              <w:rPr>
-                <w:rFonts w:ascii="Arial Narrow" w:hAnsi="Arial Narrow" w:cs="Calibri"/>
-                <w:color w:val="000000"/>
-                <w:lang w:eastAsia="ko-KR"/>
-              </w:rPr>
-              <w:t>Cilacap</w:t>
-            </w:r>
-            <w:proofErr w:type="spellEnd"/>
-            <w:r>
-              <w:rPr>
-                <w:rFonts w:ascii="Arial Narrow" w:hAnsi="Arial Narrow" w:cs="Calibri"/>
-                <w:color w:val="000000"/>
-                <w:lang w:eastAsia="ko-KR"/>
-              </w:rPr>
-              <w:t xml:space="preserve"> </w:t>
+              <w:t xml:space="preserve"> NU PCNU Cilacap </w:t>
             </w:r>
             <w:proofErr w:type="spellStart"/>
             <w:r>
@@ -3373,32 +3044,7 @@
               <w:rPr>
                 <w:rFonts w:ascii="Arial Narrow" w:hAnsi="Arial Narrow"/>
               </w:rPr>
-              <w:fldChar w:fldCharType="begin"/>
-            </w:r>
-            <w:r>
-              <w:rPr>
-                <w:rFonts w:ascii="Arial Narrow" w:hAnsi="Arial Narrow"/>
-              </w:rPr>
-              <w:instrText xml:space="preserve"> MERGEFIELD "NAMA_MADRASAH" </w:instrText>
-            </w:r>
-            <w:r>
-              <w:rPr>
-                <w:rFonts w:ascii="Arial Narrow" w:hAnsi="Arial Narrow"/>
-              </w:rPr>
-              <w:fldChar w:fldCharType="separate"/>
-            </w:r>
-            <w:r>
-              <w:rPr>
-                <w:rFonts w:ascii="Arial Narrow" w:hAnsi="Arial Narrow"/>
-                <w:noProof/>
-              </w:rPr>
-              <w:t>MI Al Ma’arif Tambakreja</w:t>
-            </w:r>
-            <w:r>
-              <w:rPr>
-                <w:rFonts w:ascii="Arial Narrow" w:hAnsi="Arial Narrow"/>
-              </w:rPr>
-              <w:fldChar w:fldCharType="end"/>
+              <w:t>{UNIT KERJA}</w:t>
             </w:r>
             <w:r>
               <w:rPr>
@@ -3424,32 +3070,7 @@
               <w:rPr>
                 <w:rFonts w:ascii="Arial Narrow" w:hAnsi="Arial Narrow"/>
               </w:rPr>
-              <w:fldChar w:fldCharType="begin"/>
-            </w:r>
-            <w:r>
-              <w:rPr>
-                <w:rFonts w:ascii="Arial Narrow" w:hAnsi="Arial Narrow"/>
-              </w:rPr>
-              <w:instrText xml:space="preserve"> MERGEFIELD "KECAMATAN" </w:instrText>
-            </w:r>
-            <w:r>
-              <w:rPr>
-                <w:rFonts w:ascii="Arial Narrow" w:hAnsi="Arial Narrow"/>
-              </w:rPr>
-              <w:fldChar w:fldCharType="separate"/>
-            </w:r>
-            <w:r>
-              <w:rPr>
-                <w:rFonts w:ascii="Arial Narrow" w:hAnsi="Arial Narrow"/>
-                <w:noProof/>
-              </w:rPr>
-              <w:t>Kedungreja</w:t>
-            </w:r>
-            <w:r>
-              <w:rPr>
-                <w:rFonts w:ascii="Arial Narrow" w:hAnsi="Arial Narrow"/>
-              </w:rPr>
-              <w:fldChar w:fldCharType="end"/>
+              <w:t>{KECAMATAN}</w:t>
             </w:r>
             <w:r>
               <w:rPr>
@@ -3469,89 +3090,33 @@
               <w:rPr>
                 <w:rFonts w:ascii="Arial Narrow" w:hAnsi="Arial Narrow"/>
               </w:rPr>
-              <w:t xml:space="preserve">: </w:t>
-            </w:r>
-            <w:r>
-              <w:rPr>
-                <w:rFonts w:ascii="Arial Narrow" w:hAnsi="Arial Narrow"/>
-              </w:rPr>
-              <w:fldChar w:fldCharType="begin"/>
-            </w:r>
-            <w:r>
-              <w:rPr>
-                <w:rFonts w:ascii="Arial Narrow" w:hAnsi="Arial Narrow"/>
-              </w:rPr>
-              <w:instrText xml:space="preserve"> MERGEFIELD "NOMOR_PERSETUJUAN" </w:instrText>
-            </w:r>
-            <w:r>
-              <w:rPr>
-                <w:rFonts w:ascii="Arial Narrow" w:hAnsi="Arial Narrow"/>
-              </w:rPr>
-              <w:fldChar w:fldCharType="separate"/>
-            </w:r>
-            <w:r>
-              <w:rPr>
-                <w:rFonts w:ascii="Arial Narrow" w:hAnsi="Arial Narrow"/>
-                <w:noProof/>
-              </w:rPr>
-              <w:t>049/MI.Mrf.Tbj/V/2025</w:t>
-            </w:r>
-            <w:r>
-              <w:rPr>
-                <w:rFonts w:ascii="Arial Narrow" w:hAnsi="Arial Narrow"/>
-              </w:rPr>
-              <w:fldChar w:fldCharType="end"/>
-            </w:r>
+              <w:t>:</w:t>
+            </w:r>
+            <w:r>
+              <w:rPr>
+                <w:rFonts w:ascii="Arial Narrow" w:hAnsi="Arial Narrow"/>
+              </w:rPr>
+              <w:t xml:space="preserve"> {NOMOR SURAT PERMOHONAN} </w:t>
+            </w:r>
+            <w:proofErr w:type="spellStart"/>
+            <w:r>
+              <w:rPr>
+                <w:rFonts w:ascii="Arial Narrow" w:hAnsi="Arial Narrow"/>
+              </w:rPr>
+              <w:t>tertanggal</w:t>
+            </w:r>
+            <w:proofErr w:type="spellEnd"/>
             <w:r>
               <w:rPr>
                 <w:rFonts w:ascii="Arial Narrow" w:hAnsi="Arial Narrow"/>
               </w:rPr>
               <w:t xml:space="preserve"> </w:t>
             </w:r>
-            <w:proofErr w:type="spellStart"/>
-            <w:r>
-              <w:rPr>
-                <w:rFonts w:ascii="Arial Narrow" w:hAnsi="Arial Narrow"/>
-              </w:rPr>
-              <w:t>tertanggal</w:t>
-            </w:r>
-            <w:proofErr w:type="spellEnd"/>
-            <w:r>
-              <w:rPr>
-                <w:rFonts w:ascii="Arial Narrow" w:hAnsi="Arial Narrow"/>
-              </w:rPr>
-              <w:t xml:space="preserve"> </w:t>
-            </w:r>
-            <w:r>
-              <w:rPr>
-                <w:rFonts w:ascii="Arial Narrow" w:hAnsi="Arial Narrow"/>
-              </w:rPr>
-              <w:fldChar w:fldCharType="begin"/>
-            </w:r>
-            <w:r>
-              <w:rPr>
-                <w:rFonts w:ascii="Arial Narrow" w:hAnsi="Arial Narrow"/>
-              </w:rPr>
-              <w:instrText xml:space="preserve"> MERGEFIELD "TANGGAL_PENGAJUAN" </w:instrText>
-            </w:r>
-            <w:r>
-              <w:rPr>
-                <w:rFonts w:ascii="Arial Narrow" w:hAnsi="Arial Narrow"/>
-              </w:rPr>
-              <w:fldChar w:fldCharType="separate"/>
-            </w:r>
-            <w:r>
-              <w:rPr>
-                <w:rFonts w:ascii="Arial Narrow" w:hAnsi="Arial Narrow"/>
-                <w:noProof/>
-              </w:rPr>
-              <w:t>3 Mei 2025</w:t>
-            </w:r>
-            <w:r>
-              <w:rPr>
-                <w:rFonts w:ascii="Arial Narrow" w:hAnsi="Arial Narrow"/>
-              </w:rPr>
-              <w:fldChar w:fldCharType="end"/>
+            <w:r>
+              <w:rPr>
+                <w:rFonts w:ascii="Arial Narrow" w:hAnsi="Arial Narrow"/>
+              </w:rPr>
+              <w:t>{TANGGAL SURAT PERMOHONAN}</w:t>
             </w:r>
             <w:r>
               <w:rPr>
@@ -3880,40 +3445,7 @@
                 <w:b/>
                 <w:lang w:val="id-ID"/>
               </w:rPr>
-              <w:fldChar w:fldCharType="begin"/>
-            </w:r>
-            <w:r>
-              <w:rPr>
-                <w:rFonts w:ascii="Arial Narrow" w:hAnsi="Arial Narrow"/>
-                <w:b/>
-                <w:lang w:val="id-ID"/>
-              </w:rPr>
-              <w:instrText xml:space="preserve"> MERGEFIELD "NAMA_KEPALA_" </w:instrText>
-            </w:r>
-            <w:r>
-              <w:rPr>
-                <w:rFonts w:ascii="Arial Narrow" w:hAnsi="Arial Narrow"/>
-                <w:b/>
-                <w:lang w:val="id-ID"/>
-              </w:rPr>
-              <w:fldChar w:fldCharType="separate"/>
-            </w:r>
-            <w:r>
-              <w:rPr>
-                <w:rFonts w:ascii="Arial Narrow" w:hAnsi="Arial Narrow"/>
-                <w:b/>
-                <w:noProof/>
-                <w:lang w:val="id-ID"/>
-              </w:rPr>
-              <w:t>SANEN, S.Pd</w:t>
-            </w:r>
-            <w:r>
-              <w:rPr>
-                <w:rFonts w:ascii="Arial Narrow" w:hAnsi="Arial Narrow"/>
-                <w:b/>
-                <w:lang w:val="id-ID"/>
-              </w:rPr>
-              <w:fldChar w:fldCharType="end"/>
+              <w:t>{NAMA}</w:t>
             </w:r>
           </w:p>
         </w:tc>
@@ -4019,36 +3551,7 @@
                 <w:rFonts w:ascii="Arial Narrow" w:hAnsi="Arial Narrow"/>
                 <w:lang w:val="id-ID"/>
               </w:rPr>
-              <w:fldChar w:fldCharType="begin"/>
-            </w:r>
-            <w:r>
-              <w:rPr>
-                <w:rFonts w:ascii="Arial Narrow" w:hAnsi="Arial Narrow"/>
-                <w:lang w:val="id-ID"/>
-              </w:rPr>
-              <w:instrText xml:space="preserve"> MERGEFIELD "TEMPAT_TANGGAL_LAHIR_" </w:instrText>
-            </w:r>
-            <w:r>
-              <w:rPr>
-                <w:rFonts w:ascii="Arial Narrow" w:hAnsi="Arial Narrow"/>
-                <w:lang w:val="id-ID"/>
-              </w:rPr>
-              <w:fldChar w:fldCharType="separate"/>
-            </w:r>
-            <w:r>
-              <w:rPr>
-                <w:rFonts w:ascii="Arial Narrow" w:hAnsi="Arial Narrow"/>
-                <w:noProof/>
-                <w:lang w:val="id-ID"/>
-              </w:rPr>
-              <w:t>Cilacap, 18 September 1971</w:t>
-            </w:r>
-            <w:r>
-              <w:rPr>
-                <w:rFonts w:ascii="Arial Narrow" w:hAnsi="Arial Narrow"/>
-                <w:lang w:val="id-ID"/>
-              </w:rPr>
-              <w:fldChar w:fldCharType="end"/>
+              <w:t>{TEMPAT, TANGGAL LAHIR}</w:t>
             </w:r>
           </w:p>
         </w:tc>
@@ -4155,36 +3658,7 @@
                 <w:rFonts w:ascii="Arial Narrow" w:hAnsi="Arial Narrow"/>
                 <w:lang w:val="id-ID"/>
               </w:rPr>
-              <w:fldChar w:fldCharType="begin"/>
-            </w:r>
-            <w:r>
-              <w:rPr>
-                <w:rFonts w:ascii="Arial Narrow" w:hAnsi="Arial Narrow"/>
-                <w:lang w:val="id-ID"/>
-              </w:rPr>
-              <w:instrText xml:space="preserve"> MERGEFIELD "NOMOR_INDUK_MAARIF_" </w:instrText>
-            </w:r>
-            <w:r>
-              <w:rPr>
-                <w:rFonts w:ascii="Arial Narrow" w:hAnsi="Arial Narrow"/>
-                <w:lang w:val="id-ID"/>
-              </w:rPr>
-              <w:fldChar w:fldCharType="separate"/>
-            </w:r>
-            <w:r>
-              <w:rPr>
-                <w:rFonts w:ascii="Arial Narrow" w:hAnsi="Arial Narrow"/>
-                <w:noProof/>
-                <w:lang w:val="id-ID"/>
-              </w:rPr>
-              <w:t>113400288</w:t>
-            </w:r>
-            <w:r>
-              <w:rPr>
-                <w:rFonts w:ascii="Arial Narrow" w:hAnsi="Arial Narrow"/>
-                <w:lang w:val="id-ID"/>
-              </w:rPr>
-              <w:fldChar w:fldCharType="end"/>
+              <w:t>{NOMOR INDUK MA’ARIF}</w:t>
             </w:r>
           </w:p>
         </w:tc>
@@ -4289,32 +3763,7 @@
               <w:rPr>
                 <w:rFonts w:ascii="Arial Narrow" w:hAnsi="Arial Narrow"/>
               </w:rPr>
-              <w:fldChar w:fldCharType="begin"/>
-            </w:r>
-            <w:r>
-              <w:rPr>
-                <w:rFonts w:ascii="Arial Narrow" w:hAnsi="Arial Narrow"/>
-              </w:rPr>
-              <w:instrText xml:space="preserve"> MERGEFIELD "PENDIDIKAN" </w:instrText>
-            </w:r>
-            <w:r>
-              <w:rPr>
-                <w:rFonts w:ascii="Arial Narrow" w:hAnsi="Arial Narrow"/>
-              </w:rPr>
-              <w:fldChar w:fldCharType="separate"/>
-            </w:r>
-            <w:r>
-              <w:rPr>
-                <w:rFonts w:ascii="Arial Narrow" w:hAnsi="Arial Narrow"/>
-                <w:noProof/>
-              </w:rPr>
-              <w:t>S1</w:t>
-            </w:r>
-            <w:r>
-              <w:rPr>
-                <w:rFonts w:ascii="Arial Narrow" w:hAnsi="Arial Narrow"/>
-              </w:rPr>
-              <w:fldChar w:fldCharType="end"/>
+              <w:t>{PENDIDIKAN}</w:t>
             </w:r>
           </w:p>
         </w:tc>
@@ -4420,36 +3869,7 @@
                 <w:rFonts w:ascii="Arial Narrow" w:hAnsi="Arial Narrow"/>
                 <w:lang w:val="id-ID"/>
               </w:rPr>
-              <w:fldChar w:fldCharType="begin"/>
-            </w:r>
-            <w:r>
-              <w:rPr>
-                <w:rFonts w:ascii="Arial Narrow" w:hAnsi="Arial Narrow"/>
-                <w:lang w:val="id-ID"/>
-              </w:rPr>
-              <w:instrText xml:space="preserve"> MERGEFIELD "NAMA_MADRASAH" </w:instrText>
-            </w:r>
-            <w:r>
-              <w:rPr>
-                <w:rFonts w:ascii="Arial Narrow" w:hAnsi="Arial Narrow"/>
-                <w:lang w:val="id-ID"/>
-              </w:rPr>
-              <w:fldChar w:fldCharType="separate"/>
-            </w:r>
-            <w:r>
-              <w:rPr>
-                <w:rFonts w:ascii="Arial Narrow" w:hAnsi="Arial Narrow"/>
-                <w:noProof/>
-                <w:lang w:val="id-ID"/>
-              </w:rPr>
-              <w:t>MI Al Ma’arif Tambakreja</w:t>
-            </w:r>
-            <w:r>
-              <w:rPr>
-                <w:rFonts w:ascii="Arial Narrow" w:hAnsi="Arial Narrow"/>
-                <w:lang w:val="id-ID"/>
-              </w:rPr>
-              <w:fldChar w:fldCharType="end"/>
+              <w:t>{UNIT KERJA}</w:t>
             </w:r>
           </w:p>
         </w:tc>
@@ -4556,36 +3976,7 @@
                 <w:rFonts w:ascii="Arial Narrow" w:hAnsi="Arial Narrow"/>
                 <w:lang w:val="id-ID"/>
               </w:rPr>
-              <w:fldChar w:fldCharType="begin"/>
-            </w:r>
-            <w:r>
-              <w:rPr>
-                <w:rFonts w:ascii="Arial Narrow" w:hAnsi="Arial Narrow"/>
-                <w:lang w:val="id-ID"/>
-              </w:rPr>
-              <w:instrText xml:space="preserve"> MERGEFIELD "TMT_" </w:instrText>
-            </w:r>
-            <w:r>
-              <w:rPr>
-                <w:rFonts w:ascii="Arial Narrow" w:hAnsi="Arial Narrow"/>
-                <w:lang w:val="id-ID"/>
-              </w:rPr>
-              <w:fldChar w:fldCharType="separate"/>
-            </w:r>
-            <w:r>
-              <w:rPr>
-                <w:rFonts w:ascii="Arial Narrow" w:hAnsi="Arial Narrow"/>
-                <w:noProof/>
-                <w:lang w:val="id-ID"/>
-              </w:rPr>
-              <w:t>18 Juli 1998</w:t>
-            </w:r>
-            <w:r>
-              <w:rPr>
-                <w:rFonts w:ascii="Arial Narrow" w:hAnsi="Arial Narrow"/>
-                <w:lang w:val="id-ID"/>
-              </w:rPr>
-              <w:fldChar w:fldCharType="end"/>
+              <w:t>{TMT}</w:t>
             </w:r>
           </w:p>
         </w:tc>
@@ -4667,35 +4058,9 @@
             <w:r>
               <w:rPr>
                 <w:rFonts w:ascii="Arial Narrow" w:hAnsi="Arial Narrow"/>
-              </w:rPr>
-              <w:fldChar w:fldCharType="begin"/>
-            </w:r>
-            <w:r>
-              <w:rPr>
-                <w:rFonts w:ascii="Arial Narrow" w:hAnsi="Arial Narrow"/>
-                <w:lang w:val="id-ID"/>
-              </w:rPr>
-              <w:instrText xml:space="preserve"> MERGEFIELD "TANGGAL_TUGAS_" </w:instrText>
-            </w:r>
-            <w:r>
-              <w:rPr>
-                <w:rFonts w:ascii="Arial Narrow" w:hAnsi="Arial Narrow"/>
-              </w:rPr>
-              <w:fldChar w:fldCharType="separate"/>
-            </w:r>
-            <w:r>
-              <w:rPr>
-                <w:rFonts w:ascii="Arial Narrow" w:hAnsi="Arial Narrow"/>
-                <w:noProof/>
-                <w:lang w:val="id-ID"/>
-              </w:rPr>
-              <w:t>26 Mei 2025</w:t>
-            </w:r>
-            <w:r>
-              <w:rPr>
-                <w:rFonts w:ascii="Arial Narrow" w:hAnsi="Arial Narrow"/>
-              </w:rPr>
-              <w:fldChar w:fldCharType="end"/>
+                <w:lang w:val="id-ID"/>
+              </w:rPr>
+              <w:t>{TANGGAL PENETAPAN}</w:t>
             </w:r>
             <w:r>
               <w:rPr>
@@ -4749,7 +4114,16 @@
                 <w:noProof/>
                 <w:lang w:val="id-ID"/>
               </w:rPr>
-              <w:t>Plt Kepala MI Al Ma’arif Tambakreja</w:t>
+              <w:t xml:space="preserve">Plt Kepala </w:t>
+            </w:r>
+            <w:r>
+              <w:rPr>
+                <w:rFonts w:ascii="Arial Narrow" w:hAnsi="Arial Narrow"/>
+                <w:b/>
+                <w:noProof/>
+                <w:lang w:val="id-ID"/>
+              </w:rPr>
+              <w:t>{UNIT KERJA}</w:t>
             </w:r>
             <w:r>
               <w:rPr>
@@ -4857,6 +4231,7 @@
             <w:r>
               <w:rPr>
                 <w:rFonts w:ascii="Arial Narrow" w:hAnsi="Arial Narrow"/>
+                <w:lang w:val="id-ID"/>
               </w:rPr>
               <w:t xml:space="preserve"> </w:t>
             </w:r>
@@ -4919,6 +4294,7 @@
             <w:r>
               <w:rPr>
                 <w:rFonts w:ascii="Arial Narrow" w:hAnsi="Arial Narrow"/>
+                <w:lang w:val="id-ID"/>
               </w:rPr>
               <w:t xml:space="preserve"> </w:t>
             </w:r>
@@ -4939,6 +4315,7 @@
         <w:rPr>
           <w:rFonts w:ascii="Arial Narrow" w:hAnsi="Arial Narrow"/>
           <w:b/>
+          <w:lang w:val="pt-BR"/>
         </w:rPr>
       </w:pPr>
       <w:r>
@@ -4993,76 +4370,28 @@
       <w:r>
         <w:rPr>
           <w:rFonts w:ascii="Arial Narrow" w:hAnsi="Arial Narrow"/>
+          <w:lang w:val="id-ID"/>
         </w:rPr>
         <w:tab/>
       </w:r>
       <w:r>
         <w:rPr>
           <w:rFonts w:ascii="Arial Narrow" w:hAnsi="Arial Narrow"/>
+          <w:lang w:val="id-ID"/>
         </w:rPr>
         <w:tab/>
-      </w:r>
-      <w:proofErr w:type="spellStart"/>
-      <w:r>
-        <w:rPr>
-          <w:rFonts w:ascii="Arial Narrow" w:hAnsi="Arial Narrow"/>
-        </w:rPr>
-        <w:t>Ditetapkan</w:t>
-      </w:r>
-      <w:proofErr w:type="spellEnd"/>
-      <w:r>
-        <w:rPr>
-          <w:rFonts w:ascii="Arial Narrow" w:hAnsi="Arial Narrow"/>
-        </w:rPr>
-        <w:t xml:space="preserve"> di </w:t>
       </w:r>
       <w:r>
         <w:rPr>
           <w:rFonts w:ascii="Arial Narrow" w:hAnsi="Arial Narrow"/>
+          <w:lang w:val="pt-BR"/>
         </w:rPr>
-        <w:tab/>
-        <w:t xml:space="preserve">: </w:t>
-      </w:r>
-      <w:proofErr w:type="spellStart"/>
-      <w:r>
-        <w:rPr>
-          <w:rFonts w:ascii="Arial Narrow" w:hAnsi="Arial Narrow"/>
-          <w:b/>
-        </w:rPr>
-        <w:t>Cilacap</w:t>
-      </w:r>
-      <w:proofErr w:type="spellEnd"/>
-    </w:p>
-    <w:p>
-      <w:pPr>
-        <w:ind w:left="1399" w:firstLine="5801"/>
-        <w:rPr>
-          <w:rFonts w:ascii="Arial Narrow" w:hAnsi="Arial Narrow"/>
-        </w:rPr>
-      </w:pPr>
-      <w:r>
-        <w:rPr>
-          <w:rFonts w:ascii="Arial Narrow" w:hAnsi="Arial Narrow"/>
-        </w:rPr>
-        <w:t xml:space="preserve">Pada </w:t>
-      </w:r>
-      <w:proofErr w:type="spellStart"/>
-      <w:r>
-        <w:rPr>
-          <w:rFonts w:ascii="Arial Narrow" w:hAnsi="Arial Narrow"/>
-        </w:rPr>
-        <w:t>Tanggal</w:t>
-      </w:r>
-      <w:proofErr w:type="spellEnd"/>
-      <w:r>
-        <w:rPr>
-          <w:rFonts w:ascii="Arial Narrow" w:hAnsi="Arial Narrow"/>
-        </w:rPr>
-        <w:t xml:space="preserve"> </w:t>
+        <w:t xml:space="preserve">Ditetapkan di </w:t>
       </w:r>
       <w:r>
         <w:rPr>
           <w:rFonts w:ascii="Arial Narrow" w:hAnsi="Arial Narrow"/>
+          <w:lang w:val="pt-BR"/>
         </w:rPr>
         <w:tab/>
         <w:t xml:space="preserve">: </w:t>
@@ -5070,33 +4399,41 @@
       <w:r>
         <w:rPr>
           <w:rFonts w:ascii="Arial Narrow" w:hAnsi="Arial Narrow"/>
+          <w:b/>
+          <w:lang w:val="pt-BR"/>
         </w:rPr>
-        <w:fldChar w:fldCharType="begin"/>
+        <w:t>Cilacap</w:t>
+      </w:r>
+    </w:p>
+    <w:p>
+      <w:pPr>
+        <w:ind w:left="1399" w:firstLine="5801"/>
+        <w:rPr>
+          <w:rFonts w:ascii="Arial Narrow" w:hAnsi="Arial Narrow"/>
+          <w:lang w:val="pt-BR"/>
+        </w:rPr>
+      </w:pPr>
+      <w:r>
+        <w:rPr>
+          <w:rFonts w:ascii="Arial Narrow" w:hAnsi="Arial Narrow"/>
+          <w:lang w:val="pt-BR"/>
+        </w:rPr>
+        <w:t xml:space="preserve">Pada Tanggal </w:t>
       </w:r>
       <w:r>
         <w:rPr>
           <w:rFonts w:ascii="Arial Narrow" w:hAnsi="Arial Narrow"/>
+          <w:lang w:val="pt-BR"/>
         </w:rPr>
-        <w:instrText xml:space="preserve"> MERGEFIELD "TANGGAL_PENETAPAN_" </w:instrText>
+        <w:tab/>
+        <w:t>:</w:t>
       </w:r>
       <w:r>
         <w:rPr>
           <w:rFonts w:ascii="Arial Narrow" w:hAnsi="Arial Narrow"/>
+          <w:lang w:val="pt-BR"/>
         </w:rPr>
-        <w:fldChar w:fldCharType="separate"/>
-      </w:r>
-      <w:r>
-        <w:rPr>
-          <w:rFonts w:ascii="Arial Narrow" w:hAnsi="Arial Narrow"/>
-          <w:noProof/>
-        </w:rPr>
-        <w:t>26 Mei 2025</w:t>
-      </w:r>
-      <w:r>
-        <w:rPr>
-          <w:rFonts w:ascii="Arial Narrow" w:hAnsi="Arial Narrow"/>
-        </w:rPr>
-        <w:fldChar w:fldCharType="end"/>
+        <w:t xml:space="preserve"> {TANGGAL PENETAPAN}</w:t>
       </w:r>
     </w:p>
     <w:p>
@@ -5106,6 +4443,7 @@
           <w:rFonts w:ascii="Arial Narrow" w:hAnsi="Arial Narrow"/>
           <w:sz w:val="16"/>
           <w:szCs w:val="16"/>
+          <w:lang w:val="pt-BR"/>
         </w:rPr>
       </w:pPr>
     </w:p>
@@ -5115,47 +4453,41 @@
         <w:rPr>
           <w:rFonts w:ascii="Arial Narrow" w:hAnsi="Arial Narrow"/>
           <w:b/>
+          <w:lang w:val="pt-BR"/>
         </w:rPr>
       </w:pPr>
+      <w:r>
+        <w:rPr>
+          <w:rFonts w:ascii="Arial Narrow" w:hAnsi="Arial Narrow"/>
+          <w:b/>
+          <w:lang w:val="pt-BR"/>
+        </w:rPr>
+        <w:t xml:space="preserve">PENGURUS CABANG NAHDLATUL ULAMA </w:t>
+      </w:r>
+    </w:p>
+    <w:p>
+      <w:pPr>
+        <w:jc w:val="center"/>
+        <w:rPr>
+          <w:rFonts w:ascii="Arial Narrow" w:hAnsi="Arial Narrow"/>
+          <w:b/>
+          <w:lang w:val="pt-BR"/>
+        </w:rPr>
+      </w:pPr>
+      <w:r>
+        <w:rPr>
+          <w:rFonts w:ascii="Arial Narrow" w:hAnsi="Arial Narrow"/>
+          <w:b/>
+          <w:lang w:val="pt-BR"/>
+        </w:rPr>
+        <w:t xml:space="preserve">LEMBAGA PENDIDIKAN MA’ARIF </w:t>
+      </w:r>
       <w:r>
         <w:rPr>
           <w:rFonts w:ascii="Arial Narrow" w:hAnsi="Arial Narrow"/>
           <w:b/>
         </w:rPr>
-        <w:t xml:space="preserve">PENGURUS CABANG NAHDLATUL ULAMA </w:t>
-      </w:r>
-    </w:p>
-    <w:p>
-      <w:pPr>
-        <w:jc w:val="center"/>
-        <w:rPr>
-          <w:rFonts w:ascii="Arial Narrow" w:hAnsi="Arial Narrow"/>
-          <w:b/>
-        </w:rPr>
-      </w:pPr>
-      <w:r>
-        <w:rPr>
-          <w:rFonts w:ascii="Arial Narrow" w:hAnsi="Arial Narrow"/>
-          <w:b/>
-        </w:rPr>
-        <w:t xml:space="preserve">LEMBAGA PENDIDIKAN MA’ARIF </w:t>
-      </w:r>
-    </w:p>
-    <w:p>
-      <w:pPr>
-        <w:jc w:val="center"/>
-        <w:rPr>
-          <w:rFonts w:ascii="Arial Narrow" w:hAnsi="Arial Narrow"/>
-          <w:b/>
-          <w:lang w:val="id-ID"/>
-        </w:rPr>
-      </w:pPr>
-      <w:r>
-        <w:rPr>
-          <w:rFonts w:ascii="Arial Narrow" w:hAnsi="Arial Narrow"/>
-          <w:b/>
-        </w:rPr>
-        <w:t>KABUPATEN CILACAP</w:t>
+        <w:t>CILACAP</w:t>
       </w:r>
     </w:p>
     <w:p>
@@ -5170,6 +4502,271 @@
         </w:rPr>
       </w:pPr>
     </w:p>
+    <w:p>
+      <w:pPr>
+        <w:jc w:val="center"/>
+        <w:rPr>
+          <w:rFonts w:ascii="Arial Narrow" w:hAnsi="Arial Narrow"/>
+          <w:b/>
+          <w:sz w:val="16"/>
+          <w:szCs w:val="16"/>
+          <w:lang w:val="id-ID"/>
+        </w:rPr>
+      </w:pPr>
+    </w:p>
+    <w:p>
+      <w:pPr>
+        <w:jc w:val="center"/>
+        <w:rPr>
+          <w:rFonts w:ascii="Arial Narrow" w:hAnsi="Arial Narrow"/>
+          <w:b/>
+          <w:sz w:val="16"/>
+          <w:szCs w:val="16"/>
+          <w:lang w:val="id-ID"/>
+        </w:rPr>
+      </w:pPr>
+    </w:p>
+    <w:p>
+      <w:pPr>
+        <w:jc w:val="center"/>
+        <w:rPr>
+          <w:rFonts w:ascii="Arial Narrow" w:hAnsi="Arial Narrow"/>
+          <w:b/>
+          <w:sz w:val="16"/>
+          <w:szCs w:val="16"/>
+          <w:lang w:val="id-ID"/>
+        </w:rPr>
+      </w:pPr>
+    </w:p>
+    <w:tbl>
+      <w:tblPr>
+        <w:tblStyle w:val="TableGrid"/>
+        <w:tblW w:w="5000" w:type="pct"/>
+        <w:tblBorders>
+          <w:top w:val="none" w:sz="0" w:space="0" w:color="auto"/>
+          <w:left w:val="none" w:sz="0" w:space="0" w:color="auto"/>
+          <w:bottom w:val="none" w:sz="0" w:space="0" w:color="auto"/>
+          <w:right w:val="none" w:sz="0" w:space="0" w:color="auto"/>
+          <w:insideH w:val="none" w:sz="0" w:space="0" w:color="auto"/>
+          <w:insideV w:val="none" w:sz="0" w:space="0" w:color="auto"/>
+        </w:tblBorders>
+        <w:tblLook w:val="04A0" w:firstRow="1" w:lastRow="0" w:firstColumn="1" w:lastColumn="0" w:noHBand="0" w:noVBand="1"/>
+      </w:tblPr>
+      <w:tblGrid>
+        <w:gridCol w:w="5270"/>
+        <w:gridCol w:w="5270"/>
+      </w:tblGrid>
+      <w:tr>
+        <w:trPr>
+          <w:trHeight w:val="277"/>
+        </w:trPr>
+        <w:tc>
+          <w:tcPr>
+            <w:tcW w:w="2500" w:type="pct"/>
+            <w:vAlign w:val="center"/>
+          </w:tcPr>
+          <w:p>
+            <w:pPr>
+              <w:jc w:val="center"/>
+              <w:rPr>
+                <w:rFonts w:ascii="Arial Narrow" w:hAnsi="Arial Narrow"/>
+                <w:b/>
+                <w:noProof/>
+              </w:rPr>
+            </w:pPr>
+          </w:p>
+          <w:p>
+            <w:pPr>
+              <w:jc w:val="center"/>
+              <w:rPr>
+                <w:rFonts w:ascii="Arial Narrow" w:hAnsi="Arial Narrow"/>
+                <w:b/>
+                <w:u w:val="single"/>
+              </w:rPr>
+            </w:pPr>
+            <w:r>
+              <w:rPr>
+                <w:rFonts w:ascii="Arial Narrow" w:hAnsi="Arial Narrow"/>
+                <w:b/>
+                <w:bCs/>
+              </w:rPr>
+              <w:t xml:space="preserve">                       </w:t>
+            </w:r>
+            <w:r>
+              <w:rPr>
+                <w:rFonts w:ascii="Arial Narrow" w:hAnsi="Arial Narrow"/>
+                <w:b/>
+                <w:bCs/>
+                <w:u w:val="single"/>
+              </w:rPr>
+              <w:t>H. ALI SODIQIN, S.Ag., M.Pd.I</w:t>
+            </w:r>
+          </w:p>
+          <w:p>
+            <w:pPr>
+              <w:jc w:val="center"/>
+              <w:rPr>
+                <w:rFonts w:ascii="Arial Narrow" w:hAnsi="Arial Narrow"/>
+              </w:rPr>
+            </w:pPr>
+            <w:r>
+              <w:rPr>
+                <w:rFonts w:ascii="Arial Narrow" w:hAnsi="Arial Narrow"/>
+              </w:rPr>
+              <w:t xml:space="preserve">                     </w:t>
+            </w:r>
+            <w:r>
+              <w:rPr>
+                <w:rFonts w:ascii="Arial Narrow" w:hAnsi="Arial Narrow"/>
+              </w:rPr>
+              <w:t>Ketua</w:t>
+            </w:r>
+          </w:p>
+        </w:tc>
+        <w:tc>
+          <w:tcPr>
+            <w:tcW w:w="2500" w:type="pct"/>
+            <w:vAlign w:val="center"/>
+          </w:tcPr>
+          <w:p>
+            <w:pPr>
+              <w:jc w:val="center"/>
+              <w:rPr>
+                <w:rFonts w:ascii="Arial Narrow" w:hAnsi="Arial Narrow"/>
+                <w:b/>
+                <w:u w:val="single"/>
+              </w:rPr>
+            </w:pPr>
+          </w:p>
+          <w:p>
+            <w:pPr>
+              <w:rPr>
+                <w:rFonts w:ascii="Arial Narrow" w:hAnsi="Arial Narrow"/>
+              </w:rPr>
+            </w:pPr>
+            <w:r>
+              <w:rPr>
+                <w:rFonts w:ascii="Arial Narrow" w:hAnsi="Arial Narrow"/>
+                <w:b/>
+                <w:bCs/>
+              </w:rPr>
+              <w:t xml:space="preserve">                    </w:t>
+            </w:r>
+            <w:r>
+              <w:rPr>
+                <w:rFonts w:ascii="Arial Narrow" w:hAnsi="Arial Narrow"/>
+                <w:b/>
+                <w:bCs/>
+                <w:u w:val="single"/>
+              </w:rPr>
+              <w:t>NGADINO, S.Pd.I</w:t>
+            </w:r>
+          </w:p>
+          <w:p>
+            <w:pPr>
+              <w:rPr>
+                <w:rFonts w:ascii="Arial Narrow" w:hAnsi="Arial Narrow"/>
+                <w:sz w:val="16"/>
+                <w:szCs w:val="16"/>
+              </w:rPr>
+            </w:pPr>
+            <w:r>
+              <w:rPr>
+                <w:rFonts w:ascii="Arial Narrow" w:hAnsi="Arial Narrow"/>
+              </w:rPr>
+              <w:t xml:space="preserve">                          </w:t>
+            </w:r>
+            <w:r>
+              <w:rPr>
+                <w:rFonts w:ascii="Arial Narrow" w:hAnsi="Arial Narrow"/>
+              </w:rPr>
+              <w:t>Sekretaris</w:t>
+            </w:r>
+          </w:p>
+        </w:tc>
+      </w:tr>
+      <w:tr>
+        <w:tc>
+          <w:tcPr>
+            <w:tcW w:w="2500" w:type="pct"/>
+          </w:tcPr>
+          <w:p>
+            <w:pPr>
+              <w:rPr>
+                <w:rFonts w:ascii="Arial Narrow" w:hAnsi="Arial Narrow"/>
+              </w:rPr>
+            </w:pPr>
+            <w:r>
+              <w:rPr>
+                <w:rFonts w:ascii="Arial Narrow" w:hAnsi="Arial Narrow"/>
+              </w:rPr>
+              <w:t>Tembusan dikrim Kepada Yth.</w:t>
+            </w:r>
+          </w:p>
+          <w:p>
+            <w:pPr>
+              <w:pStyle w:val="ListParagraph"/>
+              <w:ind w:left="746" w:hanging="37"/>
+              <w:rPr>
+                <w:rFonts w:ascii="Arial Narrow" w:hAnsi="Arial Narrow"/>
+              </w:rPr>
+            </w:pPr>
+            <w:r>
+              <w:rPr>
+                <w:rFonts w:ascii="Arial Narrow" w:hAnsi="Arial Narrow"/>
+              </w:rPr>
+              <w:t>{#tembusan}</w:t>
+            </w:r>
+          </w:p>
+          <w:p>
+            <w:pPr>
+              <w:pStyle w:val="ListParagraph"/>
+              <w:ind w:left="746" w:hanging="37"/>
+              <w:rPr>
+                <w:rFonts w:ascii="Arial Narrow" w:hAnsi="Arial Narrow"/>
+              </w:rPr>
+            </w:pPr>
+            <w:r>
+              <w:rPr>
+                <w:rFonts w:ascii="Arial Narrow" w:hAnsi="Arial Narrow"/>
+              </w:rPr>
+              <w:t>{nomor}. {isi}</w:t>
+            </w:r>
+          </w:p>
+          <w:p>
+            <w:pPr>
+              <w:pStyle w:val="ListParagraph"/>
+              <w:ind w:left="746" w:hanging="37"/>
+              <w:rPr>
+                <w:lang w:val="sv-SE"/>
+              </w:rPr>
+            </w:pPr>
+            <w:r>
+              <w:rPr>
+                <w:rFonts w:ascii="Arial Narrow" w:hAnsi="Arial Narrow"/>
+              </w:rPr>
+              <w:t>{/tembusan}</w:t>
+            </w:r>
+          </w:p>
+        </w:tc>
+        <w:tc>
+          <w:tcPr>
+            <w:tcW w:w="2500" w:type="pct"/>
+          </w:tcPr>
+          <w:p>
+            <w:pPr>
+              <w:jc w:val="right"/>
+              <w:rPr>
+                <w:lang w:val="sv-SE"/>
+              </w:rPr>
+            </w:pPr>
+            <w:r>
+              <w:t>{%qrcode}</w:t>
+            </w:r>
+          </w:p>
+        </w:tc>
+      </w:tr>
+    </w:tbl>
     <w:p>
       <w:pPr>
         <w:jc w:val="center"/>
@@ -5250,641 +4847,17 @@
         </w:drawing>
       </w:r>
     </w:p>
-    <w:tbl>
-      <w:tblPr>
-        <w:tblStyle w:val="TableGrid"/>
-        <w:tblW w:w="5000" w:type="pct"/>
-        <w:tblBorders>
-          <w:top w:val="none" w:sz="0" w:space="0" w:color="auto"/>
-          <w:left w:val="none" w:sz="0" w:space="0" w:color="auto"/>
-          <w:bottom w:val="none" w:sz="0" w:space="0" w:color="auto"/>
-          <w:right w:val="none" w:sz="0" w:space="0" w:color="auto"/>
-          <w:insideH w:val="none" w:sz="0" w:space="0" w:color="auto"/>
-          <w:insideV w:val="none" w:sz="0" w:space="0" w:color="auto"/>
-        </w:tblBorders>
-        <w:tblLook w:val="04A0" w:firstRow="1" w:lastRow="0" w:firstColumn="1" w:lastColumn="0" w:noHBand="0" w:noVBand="1"/>
-      </w:tblPr>
-      <w:tblGrid>
-        <w:gridCol w:w="5270"/>
-        <w:gridCol w:w="5270"/>
-      </w:tblGrid>
-      <w:tr>
-        <w:trPr>
-          <w:trHeight w:val="277"/>
-        </w:trPr>
-        <w:tc>
-          <w:tcPr>
-            <w:tcW w:w="2500" w:type="pct"/>
-            <w:vAlign w:val="center"/>
-          </w:tcPr>
-          <w:p>
-            <w:pPr>
-              <w:jc w:val="center"/>
-              <w:rPr>
-                <w:rFonts w:ascii="Arial Narrow" w:hAnsi="Arial Narrow"/>
-                <w:b/>
-                <w:noProof/>
-              </w:rPr>
-            </w:pPr>
-          </w:p>
-          <w:p>
-            <w:pPr>
-              <w:jc w:val="center"/>
-              <w:rPr>
-                <w:rFonts w:ascii="Arial Narrow" w:hAnsi="Arial Narrow"/>
-                <w:b/>
-              </w:rPr>
-            </w:pPr>
-            <w:r>
-              <w:rPr>
-                <w:rFonts w:ascii="Arial Narrow" w:hAnsi="Arial Narrow"/>
-                <w:b/>
-                <w:bCs/>
-              </w:rPr>
-              <w:t xml:space="preserve">                             </w:t>
-            </w:r>
-            <w:r>
-              <w:rPr>
-                <w:rFonts w:ascii="Arial Narrow" w:hAnsi="Arial Narrow"/>
-                <w:b/>
-                <w:bCs/>
-                <w:u w:val="single"/>
-              </w:rPr>
-              <w:t>ALI SODIQIN, S.Ag., M.Pd.I</w:t>
-            </w:r>
-          </w:p>
-          <w:p>
-            <w:pPr>
-              <w:jc w:val="center"/>
-              <w:rPr>
-                <w:rFonts w:ascii="Arial Narrow" w:hAnsi="Arial Narrow"/>
-              </w:rPr>
-            </w:pPr>
-            <w:r>
-              <w:rPr>
-                <w:rFonts w:ascii="Arial Narrow" w:hAnsi="Arial Narrow"/>
-              </w:rPr>
-              <w:t xml:space="preserve">                     </w:t>
-            </w:r>
-            <w:r>
-              <w:rPr>
-                <w:rFonts w:ascii="Arial Narrow" w:hAnsi="Arial Narrow"/>
-              </w:rPr>
-              <w:t>Ketua</w:t>
-            </w:r>
-          </w:p>
-        </w:tc>
-        <w:tc>
-          <w:tcPr>
-            <w:tcW w:w="2500" w:type="pct"/>
-            <w:vAlign w:val="center"/>
-          </w:tcPr>
-          <w:p>
-            <w:pPr>
-              <w:jc w:val="center"/>
-              <w:rPr>
-                <w:rFonts w:ascii="Arial Narrow" w:hAnsi="Arial Narrow"/>
-                <w:b/>
-                <w:u w:val="single"/>
-              </w:rPr>
-            </w:pPr>
-          </w:p>
-          <w:p>
-            <w:pPr>
-              <w:rPr>
-                <w:rFonts w:ascii="Arial Narrow" w:hAnsi="Arial Narrow"/>
-              </w:rPr>
-            </w:pPr>
-            <w:r>
-              <w:rPr>
-                <w:rFonts w:ascii="Arial Narrow" w:hAnsi="Arial Narrow"/>
-                <w:b/>
-                <w:bCs/>
-              </w:rPr>
-              <w:t xml:space="preserve">                    </w:t>
-            </w:r>
-            <w:r>
-              <w:rPr>
-                <w:rFonts w:ascii="Arial Narrow" w:hAnsi="Arial Narrow"/>
-                <w:b/>
-                <w:bCs/>
-                <w:u w:val="single"/>
-              </w:rPr>
-              <w:t>NGADINO, S.Pd.I</w:t>
-            </w:r>
-          </w:p>
-          <w:p>
-            <w:pPr>
-              <w:rPr>
-                <w:rFonts w:ascii="Arial Narrow" w:hAnsi="Arial Narrow"/>
-                <w:sz w:val="16"/>
-                <w:szCs w:val="16"/>
-              </w:rPr>
-            </w:pPr>
-            <w:r>
-              <w:rPr>
-                <w:rFonts w:ascii="Arial Narrow" w:hAnsi="Arial Narrow"/>
-              </w:rPr>
-              <w:t xml:space="preserve">                          </w:t>
-            </w:r>
-            <w:r>
-              <w:rPr>
-                <w:rFonts w:ascii="Arial Narrow" w:hAnsi="Arial Narrow"/>
-              </w:rPr>
-              <w:t>Sekretaris</w:t>
-            </w:r>
-          </w:p>
-        </w:tc>
-      </w:tr>
-    </w:tbl>
     <w:p>
       <w:pPr>
-        <w:rPr>
-          <w:rFonts w:ascii="Arial Narrow" w:hAnsi="Arial Narrow"/>
-        </w:rPr>
-      </w:pPr>
-      <w:r>
-        <w:rPr>
-          <w:rFonts w:ascii="Arial Narrow" w:hAnsi="Arial Narrow"/>
-          <w:noProof/>
-        </w:rPr>
-        <w:drawing>
-          <wp:anchor distT="0" distB="0" distL="114300" distR="114300" simplePos="0" relativeHeight="251636736" behindDoc="1" locked="0" layoutInCell="1" allowOverlap="1" wp14:anchorId="5A3E5F3E" wp14:editId="7F791B6C">
-            <wp:simplePos x="0" y="0"/>
-            <wp:positionH relativeFrom="column">
-              <wp:posOffset>1739900</wp:posOffset>
-            </wp:positionH>
-            <wp:positionV relativeFrom="paragraph">
-              <wp:posOffset>8971915</wp:posOffset>
-            </wp:positionV>
-            <wp:extent cx="1047750" cy="981075"/>
-            <wp:effectExtent l="76200" t="57150" r="57150" b="47625"/>
-            <wp:wrapNone/>
-            <wp:docPr id="3" name="Picture 0" descr="kakine.jpg"/>
-            <wp:cNvGraphicFramePr>
-              <a:graphicFrameLocks xmlns:a="http://schemas.openxmlformats.org/drawingml/2006/main" noChangeAspect="1"/>
-            </wp:cNvGraphicFramePr>
-            <a:graphic xmlns:a="http://schemas.openxmlformats.org/drawingml/2006/main">
-              <a:graphicData uri="http://schemas.openxmlformats.org/drawingml/2006/picture">
-                <pic:pic xmlns:pic="http://schemas.openxmlformats.org/drawingml/2006/picture">
-                  <pic:nvPicPr>
-                    <pic:cNvPr id="0" name="Picture 0" descr="kakine.jpg"/>
-                    <pic:cNvPicPr>
-                      <a:picLocks noChangeAspect="1" noChangeArrowheads="1"/>
-                    </pic:cNvPicPr>
-                  </pic:nvPicPr>
-                  <pic:blipFill>
-                    <a:blip r:embed="rId10" cstate="print">
-                      <a:lum bright="-50000" contrast="70000"/>
-                    </a:blip>
-                    <a:srcRect/>
-                    <a:stretch>
-                      <a:fillRect/>
-                    </a:stretch>
-                  </pic:blipFill>
-                  <pic:spPr bwMode="auto">
-                    <a:xfrm rot="-418683">
-                      <a:off x="0" y="0"/>
-                      <a:ext cx="1047750" cy="981075"/>
-                    </a:xfrm>
-                    <a:prstGeom prst="rect">
-                      <a:avLst/>
-                    </a:prstGeom>
-                    <a:noFill/>
-                    <a:ln w="9525">
-                      <a:noFill/>
-                      <a:miter lim="800000"/>
-                      <a:headEnd/>
-                      <a:tailEnd/>
-                    </a:ln>
-                  </pic:spPr>
-                </pic:pic>
-              </a:graphicData>
-            </a:graphic>
-          </wp:anchor>
-        </w:drawing>
-      </w:r>
-      <w:r>
-        <w:rPr>
-          <w:rFonts w:ascii="Arial Narrow" w:hAnsi="Arial Narrow"/>
-          <w:noProof/>
-        </w:rPr>
-        <w:drawing>
-          <wp:anchor distT="0" distB="0" distL="114300" distR="114300" simplePos="0" relativeHeight="251655168" behindDoc="1" locked="0" layoutInCell="1" allowOverlap="1" wp14:anchorId="032391C3" wp14:editId="6F0171A2">
-            <wp:simplePos x="0" y="0"/>
-            <wp:positionH relativeFrom="column">
-              <wp:posOffset>4615180</wp:posOffset>
-            </wp:positionH>
-            <wp:positionV relativeFrom="paragraph">
-              <wp:posOffset>8862695</wp:posOffset>
-            </wp:positionV>
-            <wp:extent cx="1805305" cy="506730"/>
-            <wp:effectExtent l="19050" t="0" r="4445" b="0"/>
-            <wp:wrapNone/>
-            <wp:docPr id="8" name="Picture 8" descr="TOPIKK"/>
-            <wp:cNvGraphicFramePr>
-              <a:graphicFrameLocks xmlns:a="http://schemas.openxmlformats.org/drawingml/2006/main" noChangeAspect="1"/>
-            </wp:cNvGraphicFramePr>
-            <a:graphic xmlns:a="http://schemas.openxmlformats.org/drawingml/2006/main">
-              <a:graphicData uri="http://schemas.openxmlformats.org/drawingml/2006/picture">
-                <pic:pic xmlns:pic="http://schemas.openxmlformats.org/drawingml/2006/picture">
-                  <pic:nvPicPr>
-                    <pic:cNvPr id="0" name="Picture 8" descr="TOPIKK"/>
-                    <pic:cNvPicPr>
-                      <a:picLocks noChangeAspect="1" noChangeArrowheads="1"/>
-                    </pic:cNvPicPr>
-                  </pic:nvPicPr>
-                  <pic:blipFill>
-                    <a:blip r:embed="rId9" cstate="print"/>
-                    <a:srcRect/>
-                    <a:stretch>
-                      <a:fillRect/>
-                    </a:stretch>
-                  </pic:blipFill>
-                  <pic:spPr bwMode="auto">
-                    <a:xfrm>
-                      <a:off x="0" y="0"/>
-                      <a:ext cx="1805305" cy="506730"/>
-                    </a:xfrm>
-                    <a:prstGeom prst="rect">
-                      <a:avLst/>
-                    </a:prstGeom>
-                    <a:noFill/>
-                    <a:ln w="9525">
-                      <a:noFill/>
-                      <a:miter lim="800000"/>
-                      <a:headEnd/>
-                      <a:tailEnd/>
-                    </a:ln>
-                  </pic:spPr>
-                </pic:pic>
-              </a:graphicData>
-            </a:graphic>
-          </wp:anchor>
-        </w:drawing>
-      </w:r>
-      <w:r>
-        <w:rPr>
-          <w:rFonts w:ascii="Arial Narrow" w:hAnsi="Arial Narrow"/>
-          <w:noProof/>
-        </w:rPr>
-        <w:drawing>
-          <wp:anchor distT="0" distB="0" distL="114300" distR="114300" simplePos="0" relativeHeight="251645952" behindDoc="1" locked="0" layoutInCell="1" allowOverlap="1" wp14:anchorId="1C97501C" wp14:editId="641E070D">
-            <wp:simplePos x="0" y="0"/>
-            <wp:positionH relativeFrom="column">
-              <wp:posOffset>1828800</wp:posOffset>
-            </wp:positionH>
-            <wp:positionV relativeFrom="paragraph">
-              <wp:posOffset>8571865</wp:posOffset>
-            </wp:positionV>
-            <wp:extent cx="1047750" cy="981075"/>
-            <wp:effectExtent l="76200" t="57150" r="57150" b="47625"/>
-            <wp:wrapNone/>
-            <wp:docPr id="6" name="Picture 0" descr="kakine.jpg"/>
-            <wp:cNvGraphicFramePr>
-              <a:graphicFrameLocks xmlns:a="http://schemas.openxmlformats.org/drawingml/2006/main" noChangeAspect="1"/>
-            </wp:cNvGraphicFramePr>
-            <a:graphic xmlns:a="http://schemas.openxmlformats.org/drawingml/2006/main">
-              <a:graphicData uri="http://schemas.openxmlformats.org/drawingml/2006/picture">
-                <pic:pic xmlns:pic="http://schemas.openxmlformats.org/drawingml/2006/picture">
-                  <pic:nvPicPr>
-                    <pic:cNvPr id="0" name="Picture 0" descr="kakine.jpg"/>
-                    <pic:cNvPicPr>
-                      <a:picLocks noChangeAspect="1" noChangeArrowheads="1"/>
-                    </pic:cNvPicPr>
-                  </pic:nvPicPr>
-                  <pic:blipFill>
-                    <a:blip r:embed="rId10" cstate="print">
-                      <a:lum bright="-50000" contrast="70000"/>
-                    </a:blip>
-                    <a:srcRect/>
-                    <a:stretch>
-                      <a:fillRect/>
-                    </a:stretch>
-                  </pic:blipFill>
-                  <pic:spPr bwMode="auto">
-                    <a:xfrm rot="-418683">
-                      <a:off x="0" y="0"/>
-                      <a:ext cx="1047750" cy="981075"/>
-                    </a:xfrm>
-                    <a:prstGeom prst="rect">
-                      <a:avLst/>
-                    </a:prstGeom>
-                    <a:noFill/>
-                    <a:ln w="9525">
-                      <a:noFill/>
-                      <a:miter lim="800000"/>
-                      <a:headEnd/>
-                      <a:tailEnd/>
-                    </a:ln>
-                  </pic:spPr>
-                </pic:pic>
-              </a:graphicData>
-            </a:graphic>
-          </wp:anchor>
-        </w:drawing>
-      </w:r>
-      <w:proofErr w:type="spellStart"/>
-      <w:r>
-        <w:rPr>
-          <w:rFonts w:ascii="Arial Narrow" w:hAnsi="Arial Narrow"/>
-        </w:rPr>
-        <w:t>Tembusan</w:t>
-      </w:r>
-      <w:proofErr w:type="spellEnd"/>
-      <w:r>
-        <w:rPr>
-          <w:rFonts w:ascii="Arial Narrow" w:hAnsi="Arial Narrow"/>
-        </w:rPr>
-        <w:t xml:space="preserve"> </w:t>
-      </w:r>
-      <w:proofErr w:type="spellStart"/>
-      <w:r>
-        <w:rPr>
-          <w:rFonts w:ascii="Arial Narrow" w:hAnsi="Arial Narrow"/>
-        </w:rPr>
-        <w:t>dikrim</w:t>
-      </w:r>
-      <w:proofErr w:type="spellEnd"/>
-      <w:r>
-        <w:rPr>
-          <w:rFonts w:ascii="Arial Narrow" w:hAnsi="Arial Narrow"/>
-        </w:rPr>
-        <w:t xml:space="preserve"> </w:t>
-      </w:r>
-      <w:proofErr w:type="spellStart"/>
-      <w:r>
-        <w:rPr>
-          <w:rFonts w:ascii="Arial Narrow" w:hAnsi="Arial Narrow"/>
-        </w:rPr>
-        <w:t>Kepada</w:t>
-      </w:r>
-      <w:proofErr w:type="spellEnd"/>
-      <w:r>
-        <w:rPr>
-          <w:rFonts w:ascii="Arial Narrow" w:hAnsi="Arial Narrow"/>
-        </w:rPr>
-        <w:t xml:space="preserve"> </w:t>
-      </w:r>
-      <w:proofErr w:type="spellStart"/>
-      <w:r>
-        <w:rPr>
-          <w:rFonts w:ascii="Arial Narrow" w:hAnsi="Arial Narrow"/>
-        </w:rPr>
-        <w:t>Yth</w:t>
-      </w:r>
-      <w:proofErr w:type="spellEnd"/>
-      <w:r>
-        <w:rPr>
-          <w:rFonts w:ascii="Arial Narrow" w:hAnsi="Arial Narrow"/>
-        </w:rPr>
-        <w:t>.</w:t>
-      </w:r>
-    </w:p>
-    <w:p>
-      <w:pPr>
         <w:pStyle w:val="ListParagraph"/>
-        <w:numPr>
-          <w:ilvl w:val="0"/>
-          <w:numId w:val="3"/>
-        </w:numPr>
-        <w:rPr>
-          <w:rFonts w:ascii="Arial Narrow" w:hAnsi="Arial Narrow"/>
-        </w:rPr>
-      </w:pPr>
-      <w:r>
-        <w:rPr>
-          <w:rFonts w:ascii="Arial Narrow" w:hAnsi="Arial Narrow"/>
-        </w:rPr>
-        <w:t xml:space="preserve">PW LP </w:t>
-      </w:r>
-      <w:proofErr w:type="spellStart"/>
-      <w:r>
-        <w:rPr>
-          <w:rFonts w:ascii="Arial Narrow" w:hAnsi="Arial Narrow"/>
-        </w:rPr>
-        <w:t>Ma’arif</w:t>
-      </w:r>
-      <w:proofErr w:type="spellEnd"/>
-      <w:r>
-        <w:rPr>
-          <w:rFonts w:ascii="Arial Narrow" w:hAnsi="Arial Narrow"/>
-        </w:rPr>
-        <w:t xml:space="preserve"> NU Jawa Tengah </w:t>
-      </w:r>
-    </w:p>
-    <w:p>
-      <w:pPr>
-        <w:pStyle w:val="ListParagraph"/>
-        <w:numPr>
-          <w:ilvl w:val="0"/>
-          <w:numId w:val="3"/>
-        </w:numPr>
-        <w:rPr>
-          <w:rFonts w:ascii="Arial Narrow" w:hAnsi="Arial Narrow"/>
-        </w:rPr>
-      </w:pPr>
-      <w:proofErr w:type="spellStart"/>
-      <w:r>
-        <w:rPr>
-          <w:rFonts w:ascii="Arial Narrow" w:hAnsi="Arial Narrow"/>
-        </w:rPr>
-        <w:t>Pengurus</w:t>
-      </w:r>
-      <w:proofErr w:type="spellEnd"/>
-      <w:r>
-        <w:rPr>
-          <w:rFonts w:ascii="Arial Narrow" w:hAnsi="Arial Narrow"/>
-        </w:rPr>
-        <w:t xml:space="preserve"> Cabang NU </w:t>
-      </w:r>
-      <w:proofErr w:type="spellStart"/>
-      <w:r>
-        <w:rPr>
-          <w:rFonts w:ascii="Arial Narrow" w:hAnsi="Arial Narrow"/>
-        </w:rPr>
-        <w:t>Kabupaten</w:t>
-      </w:r>
-      <w:proofErr w:type="spellEnd"/>
-      <w:r>
-        <w:rPr>
-          <w:rFonts w:ascii="Arial Narrow" w:hAnsi="Arial Narrow"/>
-        </w:rPr>
-        <w:t xml:space="preserve"> </w:t>
-      </w:r>
-      <w:proofErr w:type="spellStart"/>
-      <w:r>
-        <w:rPr>
-          <w:rFonts w:ascii="Arial Narrow" w:hAnsi="Arial Narrow"/>
-        </w:rPr>
-        <w:t>Cilacap</w:t>
-      </w:r>
-      <w:proofErr w:type="spellEnd"/>
-    </w:p>
-    <w:p>
-      <w:pPr>
-        <w:pStyle w:val="ListParagraph"/>
-        <w:numPr>
-          <w:ilvl w:val="0"/>
-          <w:numId w:val="3"/>
-        </w:numPr>
-        <w:rPr>
-          <w:rFonts w:ascii="Arial Narrow" w:hAnsi="Arial Narrow"/>
-        </w:rPr>
-      </w:pPr>
-      <w:r>
-        <w:rPr>
-          <w:rFonts w:ascii="Arial Narrow" w:hAnsi="Arial Narrow"/>
-        </w:rPr>
-        <w:t xml:space="preserve">MWC LP </w:t>
-      </w:r>
-      <w:proofErr w:type="spellStart"/>
-      <w:r>
-        <w:rPr>
-          <w:rFonts w:ascii="Arial Narrow" w:hAnsi="Arial Narrow"/>
-        </w:rPr>
-        <w:t>Ma’arif</w:t>
-      </w:r>
-      <w:proofErr w:type="spellEnd"/>
-      <w:r>
-        <w:rPr>
-          <w:rFonts w:ascii="Arial Narrow" w:hAnsi="Arial Narrow"/>
-        </w:rPr>
-        <w:t xml:space="preserve"> NU </w:t>
-      </w:r>
-      <w:proofErr w:type="spellStart"/>
-      <w:r>
-        <w:rPr>
-          <w:rFonts w:ascii="Arial Narrow" w:hAnsi="Arial Narrow"/>
-        </w:rPr>
-        <w:t>Kecamatan</w:t>
-      </w:r>
-      <w:proofErr w:type="spellEnd"/>
-      <w:r>
-        <w:rPr>
-          <w:rFonts w:ascii="Arial Narrow" w:hAnsi="Arial Narrow"/>
-        </w:rPr>
-        <w:t xml:space="preserve"> </w:t>
-      </w:r>
-      <w:r>
-        <w:rPr>
-          <w:rFonts w:ascii="Arial Narrow" w:hAnsi="Arial Narrow"/>
-        </w:rPr>
-        <w:fldChar w:fldCharType="begin"/>
-      </w:r>
-      <w:r>
-        <w:rPr>
-          <w:rFonts w:ascii="Arial Narrow" w:hAnsi="Arial Narrow"/>
-        </w:rPr>
-        <w:instrText xml:space="preserve"> MERGEFIELD "KECAMATAN" </w:instrText>
-      </w:r>
-      <w:r>
-        <w:rPr>
-          <w:rFonts w:ascii="Arial Narrow" w:hAnsi="Arial Narrow"/>
-        </w:rPr>
-        <w:fldChar w:fldCharType="separate"/>
-      </w:r>
-      <w:r>
-        <w:rPr>
-          <w:rFonts w:ascii="Arial Narrow" w:hAnsi="Arial Narrow"/>
-          <w:noProof/>
-        </w:rPr>
-        <w:t>Kedungreja</w:t>
-      </w:r>
-      <w:r>
-        <w:rPr>
-          <w:rFonts w:ascii="Arial Narrow" w:hAnsi="Arial Narrow"/>
-        </w:rPr>
-        <w:fldChar w:fldCharType="end"/>
-      </w:r>
-    </w:p>
-    <w:p>
-      <w:pPr>
-        <w:pStyle w:val="ListParagraph"/>
-        <w:numPr>
-          <w:ilvl w:val="0"/>
-          <w:numId w:val="3"/>
-        </w:numPr>
-        <w:rPr>
-          <w:rFonts w:ascii="Arial Narrow" w:hAnsi="Arial Narrow"/>
-          <w:noProof/>
-        </w:rPr>
-      </w:pPr>
-      <w:proofErr w:type="spellStart"/>
-      <w:r>
-        <w:rPr>
-          <w:rFonts w:ascii="Arial Narrow" w:hAnsi="Arial Narrow"/>
-        </w:rPr>
-        <w:t>Kepala</w:t>
-      </w:r>
-      <w:proofErr w:type="spellEnd"/>
-      <w:r>
-        <w:rPr>
-          <w:rFonts w:ascii="Arial Narrow" w:hAnsi="Arial Narrow"/>
-        </w:rPr>
-        <w:t xml:space="preserve">  </w:t>
-      </w:r>
-      <w:r>
-        <w:rPr>
-          <w:rFonts w:ascii="Arial Narrow" w:hAnsi="Arial Narrow"/>
-        </w:rPr>
-        <w:fldChar w:fldCharType="begin"/>
-      </w:r>
-      <w:r>
-        <w:rPr>
-          <w:rFonts w:ascii="Arial Narrow" w:hAnsi="Arial Narrow"/>
-        </w:rPr>
-        <w:instrText xml:space="preserve"> MERGEFIELD "NAMA_MADRASAH" </w:instrText>
-      </w:r>
-      <w:r>
-        <w:rPr>
-          <w:rFonts w:ascii="Arial Narrow" w:hAnsi="Arial Narrow"/>
-        </w:rPr>
-        <w:fldChar w:fldCharType="separate"/>
-      </w:r>
-      <w:r>
-        <w:rPr>
-          <w:rFonts w:ascii="Arial Narrow" w:hAnsi="Arial Narrow"/>
-          <w:noProof/>
-        </w:rPr>
-        <w:t>MI Al Ma’arif Tambakreja</w:t>
-      </w:r>
-      <w:r>
-        <w:rPr>
-          <w:rFonts w:ascii="Arial Narrow" w:hAnsi="Arial Narrow"/>
-        </w:rPr>
-        <w:fldChar w:fldCharType="end"/>
-      </w:r>
-    </w:p>
-    <w:p>
-      <w:pPr>
-        <w:pStyle w:val="ListParagraph"/>
-        <w:numPr>
-          <w:ilvl w:val="0"/>
-          <w:numId w:val="3"/>
-        </w:numPr>
+        <w:ind w:left="746" w:hanging="746"/>
         <w:rPr>
           <w:lang w:val="sv-SE"/>
         </w:rPr>
       </w:pPr>
-      <w:proofErr w:type="spellStart"/>
-      <w:r>
-        <w:rPr>
-          <w:rFonts w:ascii="Arial Narrow" w:hAnsi="Arial Narrow"/>
-        </w:rPr>
-        <w:t>Arsip</w:t>
-      </w:r>
-      <w:proofErr w:type="spellEnd"/>
-      <w:r>
-        <w:rPr>
-          <w:rFonts w:ascii="Arial Narrow" w:hAnsi="Arial Narrow"/>
-          <w:noProof/>
-        </w:rPr>
-        <w:t xml:space="preserve"> </w:t>
-      </w:r>
     </w:p>
     <w:sectPr>
-      <w:headerReference w:type="default" r:id="rId11"/>
+      <w:headerReference w:type="default" r:id="rId10"/>
       <w:pgSz w:w="12242" w:h="18711" w:code="5"/>
       <w:pgMar w:top="1814" w:right="851" w:bottom="284" w:left="851" w:header="510" w:footer="720" w:gutter="0"/>
       <w:cols w:space="720"/>
@@ -5945,6 +4918,7 @@
         <w:color w:val="008E40"/>
         <w:sz w:val="28"/>
         <w:szCs w:val="28"/>
+        <w:lang w:val="pt-BR"/>
       </w:rPr>
     </w:pPr>
     <w:r>
@@ -6007,6 +4981,7 @@
         <w:color w:val="008E40"/>
         <w:sz w:val="28"/>
         <w:szCs w:val="28"/>
+        <w:lang w:val="pt-BR"/>
       </w:rPr>
       <w:t>PENGURUS CABANG NAHDLATUL ULAMA CILACAP</w:t>
     </w:r>
@@ -6022,6 +4997,7 @@
         <w:color w:val="008E40"/>
         <w:sz w:val="28"/>
         <w:szCs w:val="28"/>
+        <w:lang w:val="pt-BR"/>
       </w:rPr>
     </w:pPr>
     <w:r>
@@ -6032,6 +5008,7 @@
         <w:color w:val="008E40"/>
         <w:sz w:val="28"/>
         <w:szCs w:val="28"/>
+        <w:lang w:val="pt-BR"/>
       </w:rPr>
       <w:t>LEMBAGA PENDIDIKAN MAARIF NU</w:t>
     </w:r>
@@ -6047,85 +5024,16 @@
         <w:szCs w:val="24"/>
       </w:rPr>
     </w:pPr>
-    <w:proofErr w:type="spellStart"/>
     <w:r>
       <w:rPr>
         <w:rFonts w:ascii="Arial Narrow" w:hAnsi="Arial Narrow"/>
         <w:color w:val="000000" w:themeColor="text1"/>
         <w:sz w:val="24"/>
         <w:szCs w:val="24"/>
+        <w:lang w:val="pt-BR"/>
       </w:rPr>
-      <w:t>Jl</w:t>
+      <w:t xml:space="preserve">Jl Masjid No I/36 Kel.Sidanegara Kec. </w:t>
     </w:r>
-    <w:proofErr w:type="spellEnd"/>
-    <w:r>
-      <w:rPr>
-        <w:rFonts w:ascii="Arial Narrow" w:hAnsi="Arial Narrow"/>
-        <w:color w:val="000000" w:themeColor="text1"/>
-        <w:sz w:val="24"/>
-        <w:szCs w:val="24"/>
-      </w:rPr>
-      <w:t xml:space="preserve"> Masjid N</w:t>
-    </w:r>
-    <w:r>
-      <w:rPr>
-        <w:rFonts w:ascii="Arial Narrow" w:hAnsi="Arial Narrow"/>
-        <w:color w:val="000000" w:themeColor="text1"/>
-        <w:sz w:val="24"/>
-        <w:szCs w:val="24"/>
-      </w:rPr>
-      <w:t>o</w:t>
-    </w:r>
-    <w:r>
-      <w:rPr>
-        <w:rFonts w:ascii="Arial Narrow" w:hAnsi="Arial Narrow"/>
-        <w:color w:val="000000" w:themeColor="text1"/>
-        <w:sz w:val="24"/>
-        <w:szCs w:val="24"/>
-      </w:rPr>
-      <w:t xml:space="preserve"> I/36 </w:t>
-    </w:r>
-    <w:proofErr w:type="spellStart"/>
-    <w:r>
-      <w:rPr>
-        <w:rFonts w:ascii="Arial Narrow" w:hAnsi="Arial Narrow"/>
-        <w:color w:val="000000" w:themeColor="text1"/>
-        <w:sz w:val="24"/>
-        <w:szCs w:val="24"/>
-      </w:rPr>
-      <w:t>Kel.Sidanegara</w:t>
-    </w:r>
-    <w:proofErr w:type="spellEnd"/>
-    <w:r>
-      <w:rPr>
-        <w:rFonts w:ascii="Arial Narrow" w:hAnsi="Arial Narrow"/>
-        <w:color w:val="000000" w:themeColor="text1"/>
-        <w:sz w:val="24"/>
-        <w:szCs w:val="24"/>
-      </w:rPr>
-      <w:t xml:space="preserve"> </w:t>
-    </w:r>
-    <w:proofErr w:type="spellStart"/>
-    <w:r>
-      <w:rPr>
-        <w:rFonts w:ascii="Arial Narrow" w:hAnsi="Arial Narrow"/>
-        <w:color w:val="000000" w:themeColor="text1"/>
-        <w:sz w:val="24"/>
-        <w:szCs w:val="24"/>
-      </w:rPr>
-      <w:t>Kec</w:t>
-    </w:r>
-    <w:proofErr w:type="spellEnd"/>
-    <w:r>
-      <w:rPr>
-        <w:rFonts w:ascii="Arial Narrow" w:hAnsi="Arial Narrow"/>
-        <w:color w:val="000000" w:themeColor="text1"/>
-        <w:sz w:val="24"/>
-        <w:szCs w:val="24"/>
-      </w:rPr>
-      <w:t xml:space="preserve">. </w:t>
-    </w:r>
-    <w:proofErr w:type="spellStart"/>
     <w:r>
       <w:rPr>
         <w:rFonts w:ascii="Arial Narrow" w:hAnsi="Arial Narrow"/>
@@ -6144,7 +5052,6 @@
       </w:rPr>
       <w:t>ilacap</w:t>
     </w:r>
-    <w:proofErr w:type="spellEnd"/>
     <w:r>
       <w:rPr>
         <w:rFonts w:ascii="Arial Narrow" w:hAnsi="Arial Narrow"/>
@@ -6172,19 +5079,8 @@
         <w:sz w:val="24"/>
         <w:szCs w:val="24"/>
       </w:rPr>
-      <w:t xml:space="preserve">. </w:t>
+      <w:t>. Cilacap</w:t>
     </w:r>
-    <w:proofErr w:type="spellStart"/>
-    <w:r>
-      <w:rPr>
-        <w:rFonts w:ascii="Arial Narrow" w:hAnsi="Arial Narrow"/>
-        <w:color w:val="000000" w:themeColor="text1"/>
-        <w:sz w:val="24"/>
-        <w:szCs w:val="24"/>
-      </w:rPr>
-      <w:t>Cilacap</w:t>
-    </w:r>
-    <w:proofErr w:type="spellEnd"/>
     <w:r>
       <w:rPr>
         <w:rFonts w:ascii="Arial Narrow" w:hAnsi="Arial Narrow"/>
@@ -6486,25 +5382,7 @@
         <w:sz w:val="24"/>
         <w:szCs w:val="24"/>
       </w:rPr>
-      <w:t xml:space="preserve"> NU </w:t>
-    </w:r>
-    <w:proofErr w:type="spellStart"/>
-    <w:r>
-      <w:rPr>
-        <w:rFonts w:ascii="Arial Narrow" w:hAnsi="Arial Narrow"/>
-        <w:sz w:val="24"/>
-        <w:szCs w:val="24"/>
-      </w:rPr>
-      <w:t>Cilacap</w:t>
-    </w:r>
-    <w:proofErr w:type="spellEnd"/>
-    <w:r>
-      <w:rPr>
-        <w:rFonts w:ascii="Arial Narrow" w:hAnsi="Arial Narrow"/>
-        <w:sz w:val="24"/>
-        <w:szCs w:val="24"/>
-      </w:rPr>
-      <w:t xml:space="preserve">         </w:t>
+      <w:t xml:space="preserve"> NU Cilacap         </w:t>
     </w:r>
     <w:proofErr w:type="spellStart"/>
     <w:r>
@@ -6522,18 +5400,8 @@
         <w:sz w:val="24"/>
         <w:szCs w:val="24"/>
       </w:rPr>
-      <w:t xml:space="preserve"> NU </w:t>
+      <w:t xml:space="preserve"> NU Cilacap</w:t>
     </w:r>
-    <w:proofErr w:type="spellStart"/>
-    <w:r>
-      <w:rPr>
-        <w:rFonts w:ascii="Arial Narrow" w:hAnsi="Arial Narrow"/>
-        <w:sz w:val="24"/>
-        <w:szCs w:val="24"/>
-      </w:rPr>
-      <w:t>Cilacap</w:t>
-    </w:r>
-    <w:proofErr w:type="spellEnd"/>
   </w:p>
   <w:p>
     <w:pPr>
@@ -7310,6 +6178,12 @@
   <wne:recipientData>
     <wne:active wne:val="1"/>
     <wne:hash wne:val="-1974411684"/>
+  </wne:recipientData>
+  <wne:recipientData>
+    <wne:active wne:val="1"/>
+  </wne:recipientData>
+  <wne:recipientData>
+    <wne:active wne:val="1"/>
   </wne:recipientData>
 </wne:recipients>
 </file>
